--- a/Graph/Original_documentation/report unit 5.docx
+++ b/Graph/Original_documentation/report unit 5.docx
@@ -270,260 +270,1553 @@
         <w:pStyle w:val="Heading1"/>
       </w:pPr>
       <w:r>
-        <w:t>3. Theory</w:t>
+        <w:t>4. Algorithms</w:t>
+      </w:r>
+    </w:p>
+    <w:p/>
+    <w:p>
+      <w:pPr>
+        <w:pStyle w:val="Heading1"/>
+        <w:spacing w:before="0"/>
+        <w:rPr>
+          <w:b w:val="0"/>
+          <w:bCs w:val="0"/>
+          <w:color w:val="000000" w:themeColor="text1"/>
+          <w:sz w:val="24"/>
+          <w:szCs w:val="24"/>
+        </w:rPr>
+      </w:pPr>
+      <w:r>
+        <w:rPr>
+          <w:b w:val="0"/>
+          <w:bCs w:val="0"/>
+          <w:color w:val="000000" w:themeColor="text1"/>
+          <w:sz w:val="24"/>
+          <w:szCs w:val="24"/>
+        </w:rPr>
+        <w:t>Step 1: Start the program.</w:t>
       </w:r>
     </w:p>
     <w:p>
-      <w:r>
-        <w:t>A graph is a non-linear data structure consisting of vertices and edges. In this project, each campus building is a vertex and each pathway is an edge. The graph is undirected because a pathway is treated as connecting the two buildings in both directions.</w:t>
+      <w:pPr>
+        <w:pStyle w:val="Heading1"/>
+        <w:spacing w:before="0"/>
+        <w:rPr>
+          <w:b w:val="0"/>
+          <w:bCs w:val="0"/>
+          <w:color w:val="000000" w:themeColor="text1"/>
+          <w:sz w:val="24"/>
+          <w:szCs w:val="24"/>
+        </w:rPr>
+      </w:pPr>
+      <w:r>
+        <w:rPr>
+          <w:b w:val="0"/>
+          <w:bCs w:val="0"/>
+          <w:color w:val="000000" w:themeColor="text1"/>
+          <w:sz w:val="24"/>
+          <w:szCs w:val="24"/>
+        </w:rPr>
+        <w:t>Step 2: Enter the number and names of campus buildings.</w:t>
       </w:r>
     </w:p>
     <w:p>
-      <w:r>
-        <w:t>An adjacency list stores, for each building, a list of directly connected buildings. It is memory-efficient for sparse graphs and makes it convenient to examine a building's neighbors.</w:t>
+      <w:pPr>
+        <w:pStyle w:val="Heading1"/>
+        <w:spacing w:before="0"/>
+        <w:rPr>
+          <w:b w:val="0"/>
+          <w:bCs w:val="0"/>
+          <w:color w:val="000000" w:themeColor="text1"/>
+          <w:sz w:val="24"/>
+          <w:szCs w:val="24"/>
+        </w:rPr>
+      </w:pPr>
+      <w:r>
+        <w:rPr>
+          <w:b w:val="0"/>
+          <w:bCs w:val="0"/>
+          <w:color w:val="000000" w:themeColor="text1"/>
+          <w:sz w:val="24"/>
+          <w:szCs w:val="24"/>
+        </w:rPr>
+        <w:t>Step 3: Enter the pathways connecting the buildings.</w:t>
       </w:r>
     </w:p>
     <w:p>
-      <w:r>
-        <w:t>Breadth-First Search (BFS) visits vertices level by level using a queue. Depth-First Search (DFS) explores one branch as far as possible before backtracking, commonly using recursion or a stack. Both algorithms can identify all vertices reachable from a start vertex.</w:t>
+      <w:pPr>
+        <w:pStyle w:val="Heading1"/>
+        <w:spacing w:before="0"/>
+        <w:rPr>
+          <w:b w:val="0"/>
+          <w:bCs w:val="0"/>
+          <w:color w:val="000000" w:themeColor="text1"/>
+          <w:sz w:val="24"/>
+          <w:szCs w:val="24"/>
+        </w:rPr>
+      </w:pPr>
+      <w:r>
+        <w:rPr>
+          <w:b w:val="0"/>
+          <w:bCs w:val="0"/>
+          <w:color w:val="000000" w:themeColor="text1"/>
+          <w:sz w:val="24"/>
+          <w:szCs w:val="24"/>
+        </w:rPr>
+        <w:t>Step 4: Create a graph using an adjacency list.</w:t>
       </w:r>
     </w:p>
     <w:p>
-      <w:r>
-        <w:t>An isolated building is a vertex with degree zero, meaning its adjacency list contains no neighboring buildings. A building may have connections but still be unreachable from the chosen start if it belongs to a separate connected component.</w:t>
-      </w:r>
+      <w:pPr>
+        <w:pStyle w:val="Heading1"/>
+        <w:spacing w:before="0"/>
+        <w:rPr>
+          <w:b w:val="0"/>
+          <w:bCs w:val="0"/>
+          <w:color w:val="000000" w:themeColor="text1"/>
+          <w:sz w:val="24"/>
+          <w:szCs w:val="24"/>
+        </w:rPr>
+      </w:pPr>
+      <w:r>
+        <w:rPr>
+          <w:b w:val="0"/>
+          <w:bCs w:val="0"/>
+          <w:color w:val="000000" w:themeColor="text1"/>
+          <w:sz w:val="24"/>
+          <w:szCs w:val="24"/>
+        </w:rPr>
+        <w:t>Step 5: Enter the starting building.</w:t>
+      </w:r>
+    </w:p>
+    <w:p>
+      <w:pPr>
+        <w:pStyle w:val="Heading1"/>
+        <w:spacing w:before="0"/>
+        <w:rPr>
+          <w:b w:val="0"/>
+          <w:bCs w:val="0"/>
+          <w:color w:val="000000" w:themeColor="text1"/>
+          <w:sz w:val="24"/>
+          <w:szCs w:val="24"/>
+        </w:rPr>
+      </w:pPr>
+      <w:r>
+        <w:rPr>
+          <w:b w:val="0"/>
+          <w:bCs w:val="0"/>
+          <w:color w:val="000000" w:themeColor="text1"/>
+          <w:sz w:val="24"/>
+          <w:szCs w:val="24"/>
+        </w:rPr>
+        <w:t>Step 6: Perform BFS: Visit nearby buildings first using a queue and display the traversal order.</w:t>
+      </w:r>
+    </w:p>
+    <w:p>
+      <w:pPr>
+        <w:pStyle w:val="Heading1"/>
+        <w:spacing w:before="0"/>
+        <w:rPr>
+          <w:b w:val="0"/>
+          <w:bCs w:val="0"/>
+          <w:color w:val="000000" w:themeColor="text1"/>
+          <w:sz w:val="24"/>
+          <w:szCs w:val="24"/>
+        </w:rPr>
+      </w:pPr>
+      <w:r>
+        <w:rPr>
+          <w:b w:val="0"/>
+          <w:bCs w:val="0"/>
+          <w:color w:val="000000" w:themeColor="text1"/>
+          <w:sz w:val="24"/>
+          <w:szCs w:val="24"/>
+        </w:rPr>
+        <w:t>Step 7: Count and display the buildings visited by BFS.</w:t>
+      </w:r>
+    </w:p>
+    <w:p>
+      <w:pPr>
+        <w:pStyle w:val="Heading1"/>
+        <w:spacing w:before="0"/>
+        <w:rPr>
+          <w:b w:val="0"/>
+          <w:bCs w:val="0"/>
+          <w:color w:val="000000" w:themeColor="text1"/>
+          <w:sz w:val="24"/>
+          <w:szCs w:val="24"/>
+        </w:rPr>
+      </w:pPr>
+      <w:r>
+        <w:rPr>
+          <w:b w:val="0"/>
+          <w:bCs w:val="0"/>
+          <w:color w:val="000000" w:themeColor="text1"/>
+          <w:sz w:val="24"/>
+          <w:szCs w:val="24"/>
+        </w:rPr>
+        <w:t>Step 8:</w:t>
+      </w:r>
+      <w:r>
+        <w:rPr>
+          <w:b w:val="0"/>
+          <w:bCs w:val="0"/>
+          <w:color w:val="000000" w:themeColor="text1"/>
+          <w:sz w:val="24"/>
+          <w:szCs w:val="24"/>
+        </w:rPr>
+        <w:t xml:space="preserve"> </w:t>
+      </w:r>
+      <w:r>
+        <w:rPr>
+          <w:b w:val="0"/>
+          <w:bCs w:val="0"/>
+          <w:color w:val="000000" w:themeColor="text1"/>
+          <w:sz w:val="24"/>
+          <w:szCs w:val="24"/>
+        </w:rPr>
+        <w:t>Perform DFS: Visit each connected building deeply using recursion and display the traversal order.</w:t>
+      </w:r>
+    </w:p>
+    <w:p>
+      <w:pPr>
+        <w:pStyle w:val="Heading1"/>
+        <w:spacing w:before="0"/>
+        <w:rPr>
+          <w:b w:val="0"/>
+          <w:bCs w:val="0"/>
+          <w:color w:val="000000" w:themeColor="text1"/>
+          <w:sz w:val="24"/>
+          <w:szCs w:val="24"/>
+        </w:rPr>
+      </w:pPr>
+      <w:r>
+        <w:rPr>
+          <w:b w:val="0"/>
+          <w:bCs w:val="0"/>
+          <w:color w:val="000000" w:themeColor="text1"/>
+          <w:sz w:val="24"/>
+          <w:szCs w:val="24"/>
+        </w:rPr>
+        <w:t>Step 9: Count and display the buildings visited by DFS.</w:t>
+      </w:r>
+    </w:p>
+    <w:p>
+      <w:pPr>
+        <w:pStyle w:val="Heading1"/>
+        <w:spacing w:before="0"/>
+        <w:rPr>
+          <w:b w:val="0"/>
+          <w:bCs w:val="0"/>
+          <w:color w:val="000000" w:themeColor="text1"/>
+          <w:sz w:val="24"/>
+          <w:szCs w:val="24"/>
+        </w:rPr>
+      </w:pPr>
+      <w:r>
+        <w:rPr>
+          <w:b w:val="0"/>
+          <w:bCs w:val="0"/>
+          <w:color w:val="000000" w:themeColor="text1"/>
+          <w:sz w:val="24"/>
+          <w:szCs w:val="24"/>
+        </w:rPr>
+        <w:t>Step 10: Check the graph and display buildings that have no pathways (isolated buildings)</w:t>
+      </w:r>
+      <w:r>
+        <w:rPr>
+          <w:b w:val="0"/>
+          <w:bCs w:val="0"/>
+          <w:color w:val="000000" w:themeColor="text1"/>
+          <w:sz w:val="24"/>
+          <w:szCs w:val="24"/>
+        </w:rPr>
+        <w:t>.</w:t>
+      </w:r>
+    </w:p>
+    <w:p>
+      <w:r>
+        <w:t>Step 11: Stop the Program.</w:t>
+      </w:r>
+    </w:p>
+    <w:p/>
+    <w:p/>
+    <w:p/>
+    <w:p/>
+    <w:p/>
+    <w:p>
+      <w:pPr>
+        <w:pStyle w:val="Heading1"/>
+      </w:pPr>
+      <w:r>
+        <w:lastRenderedPageBreak/>
+        <w:t xml:space="preserve">5. </w:t>
+      </w:r>
+      <w:r>
+        <w:t xml:space="preserve">Flowchart </w:t>
+      </w:r>
+    </w:p>
+    <w:p/>
+    <w:p>
+      <w:r>
+        <w:rPr>
+          <w:noProof/>
+        </w:rPr>
+        <w:drawing>
+          <wp:inline distT="0" distB="0" distL="0" distR="0" wp14:anchorId="254317F9" wp14:editId="19FB757D">
+            <wp:extent cx="5786705" cy="6074410"/>
+            <wp:effectExtent l="0" t="0" r="5080" b="2540"/>
+            <wp:docPr id="1096057999" name="Picture 1"/>
+            <wp:cNvGraphicFramePr>
+              <a:graphicFrameLocks xmlns:a="http://schemas.openxmlformats.org/drawingml/2006/main" noChangeAspect="1"/>
+            </wp:cNvGraphicFramePr>
+            <a:graphic xmlns:a="http://schemas.openxmlformats.org/drawingml/2006/main">
+              <a:graphicData uri="http://schemas.openxmlformats.org/drawingml/2006/picture">
+                <pic:pic xmlns:pic="http://schemas.openxmlformats.org/drawingml/2006/picture">
+                  <pic:nvPicPr>
+                    <pic:cNvPr id="0" name="Picture 1"/>
+                    <pic:cNvPicPr>
+                      <a:picLocks noChangeAspect="1" noChangeArrowheads="1"/>
+                    </pic:cNvPicPr>
+                  </pic:nvPicPr>
+                  <pic:blipFill>
+                    <a:blip r:embed="rId8">
+                      <a:extLst>
+                        <a:ext uri="{28A0092B-C50C-407E-A947-70E740481C1C}">
+                          <a14:useLocalDpi xmlns:a14="http://schemas.microsoft.com/office/drawing/2010/main" val="0"/>
+                        </a:ext>
+                      </a:extLst>
+                    </a:blip>
+                    <a:srcRect/>
+                    <a:stretch>
+                      <a:fillRect/>
+                    </a:stretch>
+                  </pic:blipFill>
+                  <pic:spPr bwMode="auto">
+                    <a:xfrm>
+                      <a:off x="0" y="0"/>
+                      <a:ext cx="5793630" cy="6081679"/>
+                    </a:xfrm>
+                    <a:prstGeom prst="rect">
+                      <a:avLst/>
+                    </a:prstGeom>
+                    <a:noFill/>
+                    <a:ln>
+                      <a:noFill/>
+                    </a:ln>
+                  </pic:spPr>
+                </pic:pic>
+              </a:graphicData>
+            </a:graphic>
+          </wp:inline>
+        </w:drawing>
+      </w:r>
+    </w:p>
+    <w:p/>
+    <w:p/>
+    <w:p/>
+    <w:p>
+      <w:pPr>
+        <w:pStyle w:val="Heading1"/>
+      </w:pPr>
     </w:p>
     <w:p>
       <w:pPr>
         <w:pStyle w:val="Heading1"/>
       </w:pPr>
       <w:r>
-        <w:t>4. Algorithms</w:t>
+        <w:t xml:space="preserve">6. </w:t>
+      </w:r>
+      <w:r>
+        <w:t>Code</w:t>
       </w:r>
     </w:p>
+    <w:p/>
     <w:p>
       <w:pPr>
-        <w:pStyle w:val="Heading2"/>
+        <w:spacing w:after="0"/>
+        <w:ind w:left="216"/>
+        <w:rPr>
+          <w:rFonts w:asciiTheme="majorHAnsi" w:hAnsiTheme="majorHAnsi" w:cstheme="majorHAnsi"/>
+          <w:szCs w:val="24"/>
+        </w:rPr>
       </w:pPr>
       <w:r>
-        <w:t>4.1 Creating the Campus Graph</w:t>
-      </w:r>
-    </w:p>
-    <w:p>
-      <w:pPr>
-        <w:pStyle w:val="ListNumber"/>
-      </w:pPr>
-      <w:r>
-        <w:t>Start.</w:t>
-      </w:r>
-    </w:p>
-    <w:p>
-      <w:pPr>
-        <w:pStyle w:val="ListNumber"/>
-      </w:pPr>
-      <w:r>
-        <w:t>Read the number of buildings and their names.</w:t>
-      </w:r>
-    </w:p>
-    <w:p>
-      <w:pPr>
-        <w:pStyle w:val="ListNumber"/>
-      </w:pPr>
-      <w:r>
-        <w:t>Initialize an empty adjacency list for every building.</w:t>
-      </w:r>
-    </w:p>
-    <w:p>
-      <w:pPr>
-        <w:pStyle w:val="ListNumber"/>
-      </w:pPr>
-      <w:r>
-        <w:t>Read the number of pathways.</w:t>
-      </w:r>
-    </w:p>
-    <w:p>
-      <w:pPr>
-        <w:pStyle w:val="ListNumber"/>
-      </w:pPr>
-      <w:r>
-        <w:t>For each pathway, read the two building indices u and v and add v to u's list and u to v's list.</w:t>
-      </w:r>
-    </w:p>
-    <w:p>
-      <w:pPr>
-        <w:pStyle w:val="ListNumber"/>
-      </w:pPr>
-      <w:r>
-        <w:t>Read and validate the starting building index.</w:t>
-      </w:r>
-    </w:p>
-    <w:p>
-      <w:pPr>
-        <w:pStyle w:val="ListNumber"/>
-      </w:pPr>
-      <w:r>
-        <w:t>Continue with BFS, DFS, reachability counting, and isolated-building detection.</w:t>
-      </w:r>
-    </w:p>
-    <w:p>
-      <w:pPr>
-        <w:pStyle w:val="Heading2"/>
-      </w:pPr>
-      <w:r>
+        <w:rPr>
+          <w:rFonts w:asciiTheme="majorHAnsi" w:hAnsiTheme="majorHAnsi" w:cstheme="majorHAnsi"/>
+          <w:szCs w:val="24"/>
+        </w:rPr>
+        <w:t>#include &lt;iostream&gt;</w:t>
+      </w:r>
+      <w:r>
+        <w:rPr>
+          <w:rFonts w:asciiTheme="majorHAnsi" w:hAnsiTheme="majorHAnsi" w:cstheme="majorHAnsi"/>
+          <w:szCs w:val="24"/>
+        </w:rPr>
+        <w:br/>
+        <w:t>#include &lt;vector&gt;</w:t>
+      </w:r>
+      <w:r>
+        <w:rPr>
+          <w:rFonts w:asciiTheme="majorHAnsi" w:hAnsiTheme="majorHAnsi" w:cstheme="majorHAnsi"/>
+          <w:szCs w:val="24"/>
+        </w:rPr>
+        <w:br/>
+        <w:t>#include &lt;queue&gt;</w:t>
+      </w:r>
+      <w:r>
+        <w:rPr>
+          <w:rFonts w:asciiTheme="majorHAnsi" w:hAnsiTheme="majorHAnsi" w:cstheme="majorHAnsi"/>
+          <w:szCs w:val="24"/>
+        </w:rPr>
+        <w:br/>
+        <w:t>#include &lt;string&gt;</w:t>
+      </w:r>
+      <w:r>
+        <w:rPr>
+          <w:rFonts w:asciiTheme="majorHAnsi" w:hAnsiTheme="majorHAnsi" w:cstheme="majorHAnsi"/>
+          <w:szCs w:val="24"/>
+        </w:rPr>
+        <w:br/>
+        <w:t>using namespace std;</w:t>
+      </w:r>
+      <w:r>
+        <w:rPr>
+          <w:rFonts w:asciiTheme="majorHAnsi" w:hAnsiTheme="majorHAnsi" w:cstheme="majorHAnsi"/>
+          <w:szCs w:val="24"/>
+        </w:rPr>
+        <w:br/>
+      </w:r>
+      <w:r>
+        <w:rPr>
+          <w:rFonts w:asciiTheme="majorHAnsi" w:hAnsiTheme="majorHAnsi" w:cstheme="majorHAnsi"/>
+          <w:szCs w:val="24"/>
+        </w:rPr>
+        <w:br/>
+        <w:t>class CampusGraph {</w:t>
+      </w:r>
+      <w:r>
+        <w:rPr>
+          <w:rFonts w:asciiTheme="majorHAnsi" w:hAnsiTheme="majorHAnsi" w:cstheme="majorHAnsi"/>
+          <w:szCs w:val="24"/>
+        </w:rPr>
+        <w:br/>
+        <w:t xml:space="preserve">    int n;</w:t>
+      </w:r>
+      <w:r>
+        <w:rPr>
+          <w:rFonts w:asciiTheme="majorHAnsi" w:hAnsiTheme="majorHAnsi" w:cstheme="majorHAnsi"/>
+          <w:szCs w:val="24"/>
+        </w:rPr>
+        <w:br/>
+        <w:t xml:space="preserve">    vector&lt;string&gt; buildings;</w:t>
+      </w:r>
+      <w:r>
+        <w:rPr>
+          <w:rFonts w:asciiTheme="majorHAnsi" w:hAnsiTheme="majorHAnsi" w:cstheme="majorHAnsi"/>
+          <w:szCs w:val="24"/>
+        </w:rPr>
+        <w:br/>
+        <w:t xml:space="preserve">    vector&lt;vector&lt;int&gt;&gt; adj;</w:t>
+      </w:r>
+      <w:r>
+        <w:rPr>
+          <w:rFonts w:asciiTheme="majorHAnsi" w:hAnsiTheme="majorHAnsi" w:cstheme="majorHAnsi"/>
+          <w:szCs w:val="24"/>
+        </w:rPr>
+        <w:br/>
+      </w:r>
+      <w:r>
+        <w:rPr>
+          <w:rFonts w:asciiTheme="majorHAnsi" w:hAnsiTheme="majorHAnsi" w:cstheme="majorHAnsi"/>
+          <w:szCs w:val="24"/>
+        </w:rPr>
+        <w:br/>
+        <w:t>public:</w:t>
+      </w:r>
+      <w:r>
+        <w:rPr>
+          <w:rFonts w:asciiTheme="majorHAnsi" w:hAnsiTheme="majorHAnsi" w:cstheme="majorHAnsi"/>
+          <w:szCs w:val="24"/>
+        </w:rPr>
+        <w:br/>
+        <w:t xml:space="preserve">    CampusGraph(int size) : n(size), buildings(size), adj(size) {}</w:t>
+      </w:r>
+      <w:r>
+        <w:rPr>
+          <w:rFonts w:asciiTheme="majorHAnsi" w:hAnsiTheme="majorHAnsi" w:cstheme="majorHAnsi"/>
+          <w:szCs w:val="24"/>
+        </w:rPr>
+        <w:br/>
+      </w:r>
+      <w:r>
+        <w:rPr>
+          <w:rFonts w:asciiTheme="majorHAnsi" w:hAnsiTheme="majorHAnsi" w:cstheme="majorHAnsi"/>
+          <w:szCs w:val="24"/>
+        </w:rPr>
+        <w:br/>
+        <w:t xml:space="preserve">    void setBuildings() {</w:t>
+      </w:r>
+      <w:r>
+        <w:rPr>
+          <w:rFonts w:asciiTheme="majorHAnsi" w:hAnsiTheme="majorHAnsi" w:cstheme="majorHAnsi"/>
+          <w:szCs w:val="24"/>
+        </w:rPr>
+        <w:br/>
+        <w:t xml:space="preserve">        cout &lt;&lt; "Enter building names (use one word per name):\n";</w:t>
+      </w:r>
+      <w:r>
+        <w:rPr>
+          <w:rFonts w:asciiTheme="majorHAnsi" w:hAnsiTheme="majorHAnsi" w:cstheme="majorHAnsi"/>
+          <w:szCs w:val="24"/>
+        </w:rPr>
+        <w:br/>
+        <w:t xml:space="preserve">        for (int i = 0; i &lt; n; i++) {</w:t>
+      </w:r>
+      <w:r>
+        <w:rPr>
+          <w:rFonts w:asciiTheme="majorHAnsi" w:hAnsiTheme="majorHAnsi" w:cstheme="majorHAnsi"/>
+          <w:szCs w:val="24"/>
+        </w:rPr>
+        <w:br/>
+        <w:t xml:space="preserve">            cout &lt;&lt; "Building " &lt;&lt; i &lt;&lt; ": ";</w:t>
+      </w:r>
+      <w:r>
+        <w:rPr>
+          <w:rFonts w:asciiTheme="majorHAnsi" w:hAnsiTheme="majorHAnsi" w:cstheme="majorHAnsi"/>
+          <w:szCs w:val="24"/>
+        </w:rPr>
+        <w:br/>
+        <w:t xml:space="preserve">            cin &gt;&gt; buildings[i];</w:t>
+      </w:r>
+      <w:r>
+        <w:rPr>
+          <w:rFonts w:asciiTheme="majorHAnsi" w:hAnsiTheme="majorHAnsi" w:cstheme="majorHAnsi"/>
+          <w:szCs w:val="24"/>
+        </w:rPr>
+        <w:br/>
+        <w:t xml:space="preserve">        }</w:t>
+      </w:r>
+      <w:r>
+        <w:rPr>
+          <w:rFonts w:asciiTheme="majorHAnsi" w:hAnsiTheme="majorHAnsi" w:cstheme="majorHAnsi"/>
+          <w:szCs w:val="24"/>
+        </w:rPr>
+        <w:br/>
+        <w:t xml:space="preserve">    }</w:t>
+      </w:r>
+      <w:r>
+        <w:rPr>
+          <w:rFonts w:asciiTheme="majorHAnsi" w:hAnsiTheme="majorHAnsi" w:cstheme="majorHAnsi"/>
+          <w:szCs w:val="24"/>
+        </w:rPr>
+        <w:br/>
+      </w:r>
+      <w:r>
+        <w:rPr>
+          <w:rFonts w:asciiTheme="majorHAnsi" w:hAnsiTheme="majorHAnsi" w:cstheme="majorHAnsi"/>
+          <w:szCs w:val="24"/>
+        </w:rPr>
+        <w:br/>
+        <w:t xml:space="preserve">    void addPath(int u, int v) {</w:t>
+      </w:r>
+      <w:r>
+        <w:rPr>
+          <w:rFonts w:asciiTheme="majorHAnsi" w:hAnsiTheme="majorHAnsi" w:cstheme="majorHAnsi"/>
+          <w:szCs w:val="24"/>
+        </w:rPr>
+        <w:br/>
+        <w:t xml:space="preserve">        adj[u].push_back(v);</w:t>
+      </w:r>
+      <w:r>
+        <w:rPr>
+          <w:rFonts w:asciiTheme="majorHAnsi" w:hAnsiTheme="majorHAnsi" w:cstheme="majorHAnsi"/>
+          <w:szCs w:val="24"/>
+        </w:rPr>
+        <w:br/>
+        <w:t xml:space="preserve">        adj[v].push_back(u);</w:t>
+      </w:r>
+      <w:r>
+        <w:rPr>
+          <w:rFonts w:asciiTheme="majorHAnsi" w:hAnsiTheme="majorHAnsi" w:cstheme="majorHAnsi"/>
+          <w:szCs w:val="24"/>
+        </w:rPr>
+        <w:br/>
+        <w:t xml:space="preserve">    }</w:t>
+      </w:r>
+      <w:r>
+        <w:rPr>
+          <w:rFonts w:asciiTheme="majorHAnsi" w:hAnsiTheme="majorHAnsi" w:cstheme="majorHAnsi"/>
+          <w:szCs w:val="24"/>
+        </w:rPr>
+        <w:br/>
+      </w:r>
+      <w:r>
+        <w:rPr>
+          <w:rFonts w:asciiTheme="majorHAnsi" w:hAnsiTheme="majorHAnsi" w:cstheme="majorHAnsi"/>
+          <w:szCs w:val="24"/>
+        </w:rPr>
+        <w:br/>
+        <w:t xml:space="preserve">    void BFS(int start) {</w:t>
+      </w:r>
+      <w:r>
+        <w:rPr>
+          <w:rFonts w:asciiTheme="majorHAnsi" w:hAnsiTheme="majorHAnsi" w:cstheme="majorHAnsi"/>
+          <w:szCs w:val="24"/>
+        </w:rPr>
+        <w:br/>
+        <w:t xml:space="preserve">        vector&lt;bool&gt; visited(n, false);</w:t>
+      </w:r>
+      <w:r>
+        <w:rPr>
+          <w:rFonts w:asciiTheme="majorHAnsi" w:hAnsiTheme="majorHAnsi" w:cstheme="majorHAnsi"/>
+          <w:szCs w:val="24"/>
+        </w:rPr>
+        <w:br/>
+        <w:t xml:space="preserve">        queue&lt;int&gt; q;</w:t>
+      </w:r>
+      <w:r>
+        <w:rPr>
+          <w:rFonts w:asciiTheme="majorHAnsi" w:hAnsiTheme="majorHAnsi" w:cstheme="majorHAnsi"/>
+          <w:szCs w:val="24"/>
+        </w:rPr>
+        <w:br/>
+        <w:t xml:space="preserve">        visited[start] = true;</w:t>
+      </w:r>
+      <w:r>
+        <w:rPr>
+          <w:rFonts w:asciiTheme="majorHAnsi" w:hAnsiTheme="majorHAnsi" w:cstheme="majorHAnsi"/>
+          <w:szCs w:val="24"/>
+        </w:rPr>
+        <w:br/>
+        <w:t xml:space="preserve">        q.push(start);</w:t>
+      </w:r>
+      <w:r>
+        <w:rPr>
+          <w:rFonts w:asciiTheme="majorHAnsi" w:hAnsiTheme="majorHAnsi" w:cstheme="majorHAnsi"/>
+          <w:szCs w:val="24"/>
+        </w:rPr>
+        <w:br/>
+      </w:r>
+      <w:r>
+        <w:rPr>
+          <w:rFonts w:asciiTheme="majorHAnsi" w:hAnsiTheme="majorHAnsi" w:cstheme="majorHAnsi"/>
+          <w:szCs w:val="24"/>
+        </w:rPr>
+        <w:br/>
+        <w:t xml:space="preserve">        cout &lt;&lt; "\nBFS Traversal: ";</w:t>
+      </w:r>
+      <w:r>
+        <w:rPr>
+          <w:rFonts w:asciiTheme="majorHAnsi" w:hAnsiTheme="majorHAnsi" w:cstheme="majorHAnsi"/>
+          <w:szCs w:val="24"/>
+        </w:rPr>
+        <w:br/>
+        <w:t xml:space="preserve">        while (!q.empty()) {</w:t>
+      </w:r>
+      <w:r>
+        <w:rPr>
+          <w:rFonts w:asciiTheme="majorHAnsi" w:hAnsiTheme="majorHAnsi" w:cstheme="majorHAnsi"/>
+          <w:szCs w:val="24"/>
+        </w:rPr>
+        <w:br/>
+      </w:r>
+      <w:r>
+        <w:rPr>
+          <w:rFonts w:asciiTheme="majorHAnsi" w:hAnsiTheme="majorHAnsi" w:cstheme="majorHAnsi"/>
+          <w:szCs w:val="24"/>
+        </w:rPr>
         <w:lastRenderedPageBreak/>
-        <w:t>4.2 BFS Algorithm</w:t>
-      </w:r>
-    </w:p>
-    <w:p>
-      <w:pPr>
-        <w:pStyle w:val="ListNumber"/>
-      </w:pPr>
-      <w:r>
-        <w:t>Mark all buildings as unvisited and create an empty queue.</w:t>
-      </w:r>
-    </w:p>
-    <w:p>
-      <w:pPr>
-        <w:pStyle w:val="ListNumber"/>
-      </w:pPr>
-      <w:r>
-        <w:t>Mark the starting building visited and enqueue it.</w:t>
-      </w:r>
-    </w:p>
-    <w:p>
-      <w:pPr>
-        <w:pStyle w:val="ListNumber"/>
-      </w:pPr>
-      <w:r>
-        <w:t>While the queue is not empty, dequeue the front building and display its name.</w:t>
-      </w:r>
-    </w:p>
-    <w:p>
-      <w:pPr>
-        <w:pStyle w:val="ListNumber"/>
-      </w:pPr>
-      <w:r>
-        <w:t>For each adjacent building, if it is unvisited, mark it visited and enqueue it.</w:t>
-      </w:r>
-    </w:p>
-    <w:p>
-      <w:pPr>
-        <w:pStyle w:val="ListNumber"/>
-      </w:pPr>
-      <w:r>
-        <w:t>Stop when the queue becomes empty.</w:t>
-      </w:r>
-    </w:p>
-    <w:p>
-      <w:pPr>
-        <w:pStyle w:val="Heading2"/>
-      </w:pPr>
-      <w:r>
-        <w:t>4.3 DFS Algorithm</w:t>
-      </w:r>
-    </w:p>
-    <w:p>
-      <w:pPr>
-        <w:pStyle w:val="ListNumber"/>
-      </w:pPr>
-      <w:r>
-        <w:t>Initialize all buildings as unvisited.</w:t>
-      </w:r>
-    </w:p>
-    <w:p>
-      <w:pPr>
-        <w:pStyle w:val="ListNumber"/>
-      </w:pPr>
-      <w:r>
-        <w:t>Mark the current building as visited and display its name.</w:t>
-      </w:r>
-    </w:p>
-    <w:p>
-      <w:pPr>
-        <w:pStyle w:val="ListNumber"/>
-      </w:pPr>
-      <w:r>
-        <w:t>For each adjacent building, recursively visit it if it has not been visited.</w:t>
-      </w:r>
-    </w:p>
-    <w:p>
-      <w:pPr>
-        <w:pStyle w:val="ListNumber"/>
-      </w:pPr>
-      <w:r>
-        <w:t>Stop when no unvisited adjacent buildings remain.</w:t>
-      </w:r>
-    </w:p>
-    <w:p>
-      <w:pPr>
-        <w:pStyle w:val="Heading2"/>
-      </w:pPr>
-      <w:r>
-        <w:t>4.4 Counting Reachable Buildings</w:t>
-      </w:r>
-    </w:p>
-    <w:p>
-      <w:pPr>
-        <w:pStyle w:val="ListNumber"/>
-      </w:pPr>
-      <w:r>
-        <w:t>Initialize a counter to zero.</w:t>
-      </w:r>
-    </w:p>
-    <w:p>
-      <w:pPr>
-        <w:pStyle w:val="ListNumber"/>
-      </w:pPr>
-      <w:r>
-        <w:t>Perform BFS from the selected starting building.</w:t>
-      </w:r>
-    </w:p>
-    <w:p>
-      <w:pPr>
-        <w:pStyle w:val="ListNumber"/>
-      </w:pPr>
-      <w:r>
-        <w:t>Increment the counter whenever a building is removed from the queue and processed.</w:t>
-      </w:r>
-    </w:p>
-    <w:p>
-      <w:pPr>
-        <w:pStyle w:val="ListNumber"/>
-      </w:pPr>
-      <w:r>
-        <w:t>Display the final count after the queue becomes empty.</w:t>
-      </w:r>
-    </w:p>
-    <w:p>
-      <w:pPr>
-        <w:pStyle w:val="Heading2"/>
-      </w:pPr>
-      <w:r>
-        <w:t>4.5 Identifying Isolated Buildings</w:t>
-      </w:r>
-    </w:p>
-    <w:p>
-      <w:pPr>
-        <w:pStyle w:val="ListNumber"/>
-      </w:pPr>
-      <w:r>
-        <w:t>Examine the adjacency list of every building.</w:t>
-      </w:r>
-    </w:p>
-    <w:p>
-      <w:pPr>
-        <w:pStyle w:val="ListNumber"/>
-      </w:pPr>
-      <w:r>
-        <w:t>If a building's adjacency list is empty, report it as isolated.</w:t>
-      </w:r>
-    </w:p>
-    <w:p>
-      <w:pPr>
-        <w:pStyle w:val="ListNumber"/>
-      </w:pPr>
-      <w:r>
-        <w:t>If no such building exists, display 'None'.</w:t>
+        <w:t xml:space="preserve">            int u = q.front();</w:t>
+      </w:r>
+      <w:r>
+        <w:rPr>
+          <w:rFonts w:asciiTheme="majorHAnsi" w:hAnsiTheme="majorHAnsi" w:cstheme="majorHAnsi"/>
+          <w:szCs w:val="24"/>
+        </w:rPr>
+        <w:br/>
+        <w:t xml:space="preserve">            q.pop();</w:t>
+      </w:r>
+      <w:r>
+        <w:rPr>
+          <w:rFonts w:asciiTheme="majorHAnsi" w:hAnsiTheme="majorHAnsi" w:cstheme="majorHAnsi"/>
+          <w:szCs w:val="24"/>
+        </w:rPr>
+        <w:br/>
+        <w:t xml:space="preserve">            cout &lt;&lt; buildings[u] &lt;&lt; " ";</w:t>
+      </w:r>
+      <w:r>
+        <w:rPr>
+          <w:rFonts w:asciiTheme="majorHAnsi" w:hAnsiTheme="majorHAnsi" w:cstheme="majorHAnsi"/>
+          <w:szCs w:val="24"/>
+        </w:rPr>
+        <w:br/>
+      </w:r>
+      <w:r>
+        <w:rPr>
+          <w:rFonts w:asciiTheme="majorHAnsi" w:hAnsiTheme="majorHAnsi" w:cstheme="majorHAnsi"/>
+          <w:szCs w:val="24"/>
+        </w:rPr>
+        <w:br/>
+        <w:t xml:space="preserve">            for (int v : adj[u]) {</w:t>
+      </w:r>
+      <w:r>
+        <w:rPr>
+          <w:rFonts w:asciiTheme="majorHAnsi" w:hAnsiTheme="majorHAnsi" w:cstheme="majorHAnsi"/>
+          <w:szCs w:val="24"/>
+        </w:rPr>
+        <w:br/>
+        <w:t xml:space="preserve">                if (!visited[v]) {</w:t>
+      </w:r>
+      <w:r>
+        <w:rPr>
+          <w:rFonts w:asciiTheme="majorHAnsi" w:hAnsiTheme="majorHAnsi" w:cstheme="majorHAnsi"/>
+          <w:szCs w:val="24"/>
+        </w:rPr>
+        <w:br/>
+        <w:t xml:space="preserve">                    visited[v] = true;</w:t>
+      </w:r>
+      <w:r>
+        <w:rPr>
+          <w:rFonts w:asciiTheme="majorHAnsi" w:hAnsiTheme="majorHAnsi" w:cstheme="majorHAnsi"/>
+          <w:szCs w:val="24"/>
+        </w:rPr>
+        <w:br/>
+        <w:t xml:space="preserve">                    q.push(v);</w:t>
+      </w:r>
+      <w:r>
+        <w:rPr>
+          <w:rFonts w:asciiTheme="majorHAnsi" w:hAnsiTheme="majorHAnsi" w:cstheme="majorHAnsi"/>
+          <w:szCs w:val="24"/>
+        </w:rPr>
+        <w:br/>
+        <w:t xml:space="preserve">                }</w:t>
+      </w:r>
+      <w:r>
+        <w:rPr>
+          <w:rFonts w:asciiTheme="majorHAnsi" w:hAnsiTheme="majorHAnsi" w:cstheme="majorHAnsi"/>
+          <w:szCs w:val="24"/>
+        </w:rPr>
+        <w:br/>
+        <w:t xml:space="preserve">            }</w:t>
+      </w:r>
+      <w:r>
+        <w:rPr>
+          <w:rFonts w:asciiTheme="majorHAnsi" w:hAnsiTheme="majorHAnsi" w:cstheme="majorHAnsi"/>
+          <w:szCs w:val="24"/>
+        </w:rPr>
+        <w:br/>
+        <w:t xml:space="preserve">        }</w:t>
+      </w:r>
+      <w:r>
+        <w:rPr>
+          <w:rFonts w:asciiTheme="majorHAnsi" w:hAnsiTheme="majorHAnsi" w:cstheme="majorHAnsi"/>
+          <w:szCs w:val="24"/>
+        </w:rPr>
+        <w:br/>
+        <w:t xml:space="preserve">        cout &lt;&lt; '\n';</w:t>
+      </w:r>
+      <w:r>
+        <w:rPr>
+          <w:rFonts w:asciiTheme="majorHAnsi" w:hAnsiTheme="majorHAnsi" w:cstheme="majorHAnsi"/>
+          <w:szCs w:val="24"/>
+        </w:rPr>
+        <w:br/>
+        <w:t xml:space="preserve">    }</w:t>
+      </w:r>
+      <w:r>
+        <w:rPr>
+          <w:rFonts w:asciiTheme="majorHAnsi" w:hAnsiTheme="majorHAnsi" w:cstheme="majorHAnsi"/>
+          <w:szCs w:val="24"/>
+        </w:rPr>
+        <w:br/>
+      </w:r>
+      <w:r>
+        <w:rPr>
+          <w:rFonts w:asciiTheme="majorHAnsi" w:hAnsiTheme="majorHAnsi" w:cstheme="majorHAnsi"/>
+          <w:szCs w:val="24"/>
+        </w:rPr>
+        <w:br/>
+        <w:t xml:space="preserve">    void DFSUtil(int u, vector&lt;bool&gt;&amp; visited) {</w:t>
+      </w:r>
+      <w:r>
+        <w:rPr>
+          <w:rFonts w:asciiTheme="majorHAnsi" w:hAnsiTheme="majorHAnsi" w:cstheme="majorHAnsi"/>
+          <w:szCs w:val="24"/>
+        </w:rPr>
+        <w:br/>
+        <w:t xml:space="preserve">        visited[u] = true;</w:t>
+      </w:r>
+      <w:r>
+        <w:rPr>
+          <w:rFonts w:asciiTheme="majorHAnsi" w:hAnsiTheme="majorHAnsi" w:cstheme="majorHAnsi"/>
+          <w:szCs w:val="24"/>
+        </w:rPr>
+        <w:br/>
+        <w:t xml:space="preserve">        cout &lt;&lt; buildings[u] &lt;&lt; " ";</w:t>
+      </w:r>
+      <w:r>
+        <w:rPr>
+          <w:rFonts w:asciiTheme="majorHAnsi" w:hAnsiTheme="majorHAnsi" w:cstheme="majorHAnsi"/>
+          <w:szCs w:val="24"/>
+        </w:rPr>
+        <w:br/>
+        <w:t xml:space="preserve">        for (int v : adj[u]) {</w:t>
+      </w:r>
+      <w:r>
+        <w:rPr>
+          <w:rFonts w:asciiTheme="majorHAnsi" w:hAnsiTheme="majorHAnsi" w:cstheme="majorHAnsi"/>
+          <w:szCs w:val="24"/>
+        </w:rPr>
+        <w:br/>
+        <w:t xml:space="preserve">            if (!visited[v])</w:t>
+      </w:r>
+      <w:r>
+        <w:rPr>
+          <w:rFonts w:asciiTheme="majorHAnsi" w:hAnsiTheme="majorHAnsi" w:cstheme="majorHAnsi"/>
+          <w:szCs w:val="24"/>
+        </w:rPr>
+        <w:br/>
+        <w:t xml:space="preserve">                DFSUtil(v, visited);</w:t>
+      </w:r>
+      <w:r>
+        <w:rPr>
+          <w:rFonts w:asciiTheme="majorHAnsi" w:hAnsiTheme="majorHAnsi" w:cstheme="majorHAnsi"/>
+          <w:szCs w:val="24"/>
+        </w:rPr>
+        <w:br/>
+        <w:t xml:space="preserve">        }</w:t>
+      </w:r>
+      <w:r>
+        <w:rPr>
+          <w:rFonts w:asciiTheme="majorHAnsi" w:hAnsiTheme="majorHAnsi" w:cstheme="majorHAnsi"/>
+          <w:szCs w:val="24"/>
+        </w:rPr>
+        <w:br/>
+        <w:t xml:space="preserve">    }</w:t>
+      </w:r>
+      <w:r>
+        <w:rPr>
+          <w:rFonts w:asciiTheme="majorHAnsi" w:hAnsiTheme="majorHAnsi" w:cstheme="majorHAnsi"/>
+          <w:szCs w:val="24"/>
+        </w:rPr>
+        <w:br/>
+      </w:r>
+      <w:r>
+        <w:rPr>
+          <w:rFonts w:asciiTheme="majorHAnsi" w:hAnsiTheme="majorHAnsi" w:cstheme="majorHAnsi"/>
+          <w:szCs w:val="24"/>
+        </w:rPr>
+        <w:br/>
+        <w:t xml:space="preserve">    void DFS(int start) {</w:t>
+      </w:r>
+      <w:r>
+        <w:rPr>
+          <w:rFonts w:asciiTheme="majorHAnsi" w:hAnsiTheme="majorHAnsi" w:cstheme="majorHAnsi"/>
+          <w:szCs w:val="24"/>
+        </w:rPr>
+        <w:br/>
+        <w:t xml:space="preserve">        vector&lt;bool&gt; visited(n, false);</w:t>
+      </w:r>
+      <w:r>
+        <w:rPr>
+          <w:rFonts w:asciiTheme="majorHAnsi" w:hAnsiTheme="majorHAnsi" w:cstheme="majorHAnsi"/>
+          <w:szCs w:val="24"/>
+        </w:rPr>
+        <w:br/>
+        <w:t xml:space="preserve">        cout &lt;&lt; "DFS Traversal: ";</w:t>
+      </w:r>
+      <w:r>
+        <w:rPr>
+          <w:rFonts w:asciiTheme="majorHAnsi" w:hAnsiTheme="majorHAnsi" w:cstheme="majorHAnsi"/>
+          <w:szCs w:val="24"/>
+        </w:rPr>
+        <w:br/>
+        <w:t xml:space="preserve">        DFSUtil(start, visited);</w:t>
+      </w:r>
+      <w:r>
+        <w:rPr>
+          <w:rFonts w:asciiTheme="majorHAnsi" w:hAnsiTheme="majorHAnsi" w:cstheme="majorHAnsi"/>
+          <w:szCs w:val="24"/>
+        </w:rPr>
+        <w:br/>
+        <w:t xml:space="preserve">        cout &lt;&lt; '\n';</w:t>
+      </w:r>
+      <w:r>
+        <w:rPr>
+          <w:rFonts w:asciiTheme="majorHAnsi" w:hAnsiTheme="majorHAnsi" w:cstheme="majorHAnsi"/>
+          <w:szCs w:val="24"/>
+        </w:rPr>
+        <w:br/>
+        <w:t xml:space="preserve">    }</w:t>
+      </w:r>
+      <w:r>
+        <w:rPr>
+          <w:rFonts w:asciiTheme="majorHAnsi" w:hAnsiTheme="majorHAnsi" w:cstheme="majorHAnsi"/>
+          <w:szCs w:val="24"/>
+        </w:rPr>
+        <w:br/>
+      </w:r>
+      <w:r>
+        <w:rPr>
+          <w:rFonts w:asciiTheme="majorHAnsi" w:hAnsiTheme="majorHAnsi" w:cstheme="majorHAnsi"/>
+          <w:szCs w:val="24"/>
+        </w:rPr>
+        <w:br/>
+        <w:t xml:space="preserve">    int countReached(int start) {</w:t>
+      </w:r>
+      <w:r>
+        <w:rPr>
+          <w:rFonts w:asciiTheme="majorHAnsi" w:hAnsiTheme="majorHAnsi" w:cstheme="majorHAnsi"/>
+          <w:szCs w:val="24"/>
+        </w:rPr>
+        <w:br/>
+        <w:t xml:space="preserve">        vector&lt;bool&gt; visited(n, false);</w:t>
+      </w:r>
+      <w:r>
+        <w:rPr>
+          <w:rFonts w:asciiTheme="majorHAnsi" w:hAnsiTheme="majorHAnsi" w:cstheme="majorHAnsi"/>
+          <w:szCs w:val="24"/>
+        </w:rPr>
+        <w:br/>
+        <w:t xml:space="preserve">        queue&lt;int&gt; q;</w:t>
+      </w:r>
+      <w:r>
+        <w:rPr>
+          <w:rFonts w:asciiTheme="majorHAnsi" w:hAnsiTheme="majorHAnsi" w:cstheme="majorHAnsi"/>
+          <w:szCs w:val="24"/>
+        </w:rPr>
+        <w:br/>
+        <w:t xml:space="preserve">        int count = 0;</w:t>
+      </w:r>
+      <w:r>
+        <w:rPr>
+          <w:rFonts w:asciiTheme="majorHAnsi" w:hAnsiTheme="majorHAnsi" w:cstheme="majorHAnsi"/>
+          <w:szCs w:val="24"/>
+        </w:rPr>
+        <w:br/>
+        <w:t xml:space="preserve">        visited[start] = true;</w:t>
+      </w:r>
+      <w:r>
+        <w:rPr>
+          <w:rFonts w:asciiTheme="majorHAnsi" w:hAnsiTheme="majorHAnsi" w:cstheme="majorHAnsi"/>
+          <w:szCs w:val="24"/>
+        </w:rPr>
+        <w:br/>
+        <w:t xml:space="preserve">        q.push(start);</w:t>
+      </w:r>
+      <w:r>
+        <w:rPr>
+          <w:rFonts w:asciiTheme="majorHAnsi" w:hAnsiTheme="majorHAnsi" w:cstheme="majorHAnsi"/>
+          <w:szCs w:val="24"/>
+        </w:rPr>
+        <w:br/>
+      </w:r>
+      <w:r>
+        <w:rPr>
+          <w:rFonts w:asciiTheme="majorHAnsi" w:hAnsiTheme="majorHAnsi" w:cstheme="majorHAnsi"/>
+          <w:szCs w:val="24"/>
+        </w:rPr>
+        <w:br/>
+        <w:t xml:space="preserve">        while (!q.empty()) {</w:t>
+      </w:r>
+      <w:r>
+        <w:rPr>
+          <w:rFonts w:asciiTheme="majorHAnsi" w:hAnsiTheme="majorHAnsi" w:cstheme="majorHAnsi"/>
+          <w:szCs w:val="24"/>
+        </w:rPr>
+        <w:br/>
+        <w:t xml:space="preserve">            int u = q.front();</w:t>
+      </w:r>
+      <w:r>
+        <w:rPr>
+          <w:rFonts w:asciiTheme="majorHAnsi" w:hAnsiTheme="majorHAnsi" w:cstheme="majorHAnsi"/>
+          <w:szCs w:val="24"/>
+        </w:rPr>
+        <w:br/>
+        <w:t xml:space="preserve">            q.pop();</w:t>
+      </w:r>
+      <w:r>
+        <w:rPr>
+          <w:rFonts w:asciiTheme="majorHAnsi" w:hAnsiTheme="majorHAnsi" w:cstheme="majorHAnsi"/>
+          <w:szCs w:val="24"/>
+        </w:rPr>
+        <w:br/>
+        <w:t xml:space="preserve">            count++;</w:t>
+      </w:r>
+      <w:r>
+        <w:rPr>
+          <w:rFonts w:asciiTheme="majorHAnsi" w:hAnsiTheme="majorHAnsi" w:cstheme="majorHAnsi"/>
+          <w:szCs w:val="24"/>
+        </w:rPr>
+        <w:br/>
+      </w:r>
+      <w:r>
+        <w:rPr>
+          <w:rFonts w:asciiTheme="majorHAnsi" w:hAnsiTheme="majorHAnsi" w:cstheme="majorHAnsi"/>
+          <w:szCs w:val="24"/>
+        </w:rPr>
+        <w:lastRenderedPageBreak/>
+        <w:br/>
+        <w:t xml:space="preserve">            for (int v : adj[u]) {</w:t>
+      </w:r>
+      <w:r>
+        <w:rPr>
+          <w:rFonts w:asciiTheme="majorHAnsi" w:hAnsiTheme="majorHAnsi" w:cstheme="majorHAnsi"/>
+          <w:szCs w:val="24"/>
+        </w:rPr>
+        <w:br/>
+        <w:t xml:space="preserve">                if (!visited[v]) {</w:t>
+      </w:r>
+      <w:r>
+        <w:rPr>
+          <w:rFonts w:asciiTheme="majorHAnsi" w:hAnsiTheme="majorHAnsi" w:cstheme="majorHAnsi"/>
+          <w:szCs w:val="24"/>
+        </w:rPr>
+        <w:br/>
+        <w:t xml:space="preserve">                    visited[v] = true;</w:t>
+      </w:r>
+      <w:r>
+        <w:rPr>
+          <w:rFonts w:asciiTheme="majorHAnsi" w:hAnsiTheme="majorHAnsi" w:cstheme="majorHAnsi"/>
+          <w:szCs w:val="24"/>
+        </w:rPr>
+        <w:br/>
+        <w:t xml:space="preserve">                    q.push(v);</w:t>
+      </w:r>
+      <w:r>
+        <w:rPr>
+          <w:rFonts w:asciiTheme="majorHAnsi" w:hAnsiTheme="majorHAnsi" w:cstheme="majorHAnsi"/>
+          <w:szCs w:val="24"/>
+        </w:rPr>
+        <w:br/>
+        <w:t xml:space="preserve">                }</w:t>
+      </w:r>
+      <w:r>
+        <w:rPr>
+          <w:rFonts w:asciiTheme="majorHAnsi" w:hAnsiTheme="majorHAnsi" w:cstheme="majorHAnsi"/>
+          <w:szCs w:val="24"/>
+        </w:rPr>
+        <w:br/>
+        <w:t xml:space="preserve">            }</w:t>
+      </w:r>
+      <w:r>
+        <w:rPr>
+          <w:rFonts w:asciiTheme="majorHAnsi" w:hAnsiTheme="majorHAnsi" w:cstheme="majorHAnsi"/>
+          <w:szCs w:val="24"/>
+        </w:rPr>
+        <w:br/>
+        <w:t xml:space="preserve">        }</w:t>
+      </w:r>
+      <w:r>
+        <w:rPr>
+          <w:rFonts w:asciiTheme="majorHAnsi" w:hAnsiTheme="majorHAnsi" w:cstheme="majorHAnsi"/>
+          <w:szCs w:val="24"/>
+        </w:rPr>
+        <w:br/>
+        <w:t xml:space="preserve">        return count;</w:t>
+      </w:r>
+      <w:r>
+        <w:rPr>
+          <w:rFonts w:asciiTheme="majorHAnsi" w:hAnsiTheme="majorHAnsi" w:cstheme="majorHAnsi"/>
+          <w:szCs w:val="24"/>
+        </w:rPr>
+        <w:br/>
+        <w:t xml:space="preserve">    }</w:t>
+      </w:r>
+      <w:r>
+        <w:rPr>
+          <w:rFonts w:asciiTheme="majorHAnsi" w:hAnsiTheme="majorHAnsi" w:cstheme="majorHAnsi"/>
+          <w:szCs w:val="24"/>
+        </w:rPr>
+        <w:br/>
+      </w:r>
+      <w:r>
+        <w:rPr>
+          <w:rFonts w:asciiTheme="majorHAnsi" w:hAnsiTheme="majorHAnsi" w:cstheme="majorHAnsi"/>
+          <w:szCs w:val="24"/>
+        </w:rPr>
+        <w:br/>
+        <w:t xml:space="preserve">    void findIsolated() {</w:t>
+      </w:r>
+      <w:r>
+        <w:rPr>
+          <w:rFonts w:asciiTheme="majorHAnsi" w:hAnsiTheme="majorHAnsi" w:cstheme="majorHAnsi"/>
+          <w:szCs w:val="24"/>
+        </w:rPr>
+        <w:br/>
+        <w:t xml:space="preserve">        cout &lt;&lt; "Isolated buildings: ";</w:t>
+      </w:r>
+      <w:r>
+        <w:rPr>
+          <w:rFonts w:asciiTheme="majorHAnsi" w:hAnsiTheme="majorHAnsi" w:cstheme="majorHAnsi"/>
+          <w:szCs w:val="24"/>
+        </w:rPr>
+        <w:br/>
+        <w:t xml:space="preserve">        bool found = false;</w:t>
+      </w:r>
+      <w:r>
+        <w:rPr>
+          <w:rFonts w:asciiTheme="majorHAnsi" w:hAnsiTheme="majorHAnsi" w:cstheme="majorHAnsi"/>
+          <w:szCs w:val="24"/>
+        </w:rPr>
+        <w:br/>
+        <w:t xml:space="preserve">        for (int i = 0; i &lt; n; i++) {</w:t>
+      </w:r>
+      <w:r>
+        <w:rPr>
+          <w:rFonts w:asciiTheme="majorHAnsi" w:hAnsiTheme="majorHAnsi" w:cstheme="majorHAnsi"/>
+          <w:szCs w:val="24"/>
+        </w:rPr>
+        <w:br/>
+        <w:t xml:space="preserve">            if (adj[i].empty()) {</w:t>
+      </w:r>
+      <w:r>
+        <w:rPr>
+          <w:rFonts w:asciiTheme="majorHAnsi" w:hAnsiTheme="majorHAnsi" w:cstheme="majorHAnsi"/>
+          <w:szCs w:val="24"/>
+        </w:rPr>
+        <w:br/>
+        <w:t xml:space="preserve">                cout &lt;&lt; buildings[i] &lt;&lt; " ";</w:t>
+      </w:r>
+      <w:r>
+        <w:rPr>
+          <w:rFonts w:asciiTheme="majorHAnsi" w:hAnsiTheme="majorHAnsi" w:cstheme="majorHAnsi"/>
+          <w:szCs w:val="24"/>
+        </w:rPr>
+        <w:br/>
+        <w:t xml:space="preserve">                found = true;</w:t>
+      </w:r>
+      <w:r>
+        <w:rPr>
+          <w:rFonts w:asciiTheme="majorHAnsi" w:hAnsiTheme="majorHAnsi" w:cstheme="majorHAnsi"/>
+          <w:szCs w:val="24"/>
+        </w:rPr>
+        <w:br/>
+        <w:t xml:space="preserve">            }</w:t>
+      </w:r>
+      <w:r>
+        <w:rPr>
+          <w:rFonts w:asciiTheme="majorHAnsi" w:hAnsiTheme="majorHAnsi" w:cstheme="majorHAnsi"/>
+          <w:szCs w:val="24"/>
+        </w:rPr>
+        <w:br/>
+        <w:t xml:space="preserve">        }</w:t>
+      </w:r>
+      <w:r>
+        <w:rPr>
+          <w:rFonts w:asciiTheme="majorHAnsi" w:hAnsiTheme="majorHAnsi" w:cstheme="majorHAnsi"/>
+          <w:szCs w:val="24"/>
+        </w:rPr>
+        <w:br/>
+        <w:t xml:space="preserve">        if (!found) cout &lt;&lt; "None";</w:t>
+      </w:r>
+      <w:r>
+        <w:rPr>
+          <w:rFonts w:asciiTheme="majorHAnsi" w:hAnsiTheme="majorHAnsi" w:cstheme="majorHAnsi"/>
+          <w:szCs w:val="24"/>
+        </w:rPr>
+        <w:br/>
+        <w:t xml:space="preserve">        cout &lt;&lt; '\n';</w:t>
+      </w:r>
+      <w:r>
+        <w:rPr>
+          <w:rFonts w:asciiTheme="majorHAnsi" w:hAnsiTheme="majorHAnsi" w:cstheme="majorHAnsi"/>
+          <w:szCs w:val="24"/>
+        </w:rPr>
+        <w:br/>
+        <w:t xml:space="preserve">    }</w:t>
+      </w:r>
+      <w:r>
+        <w:rPr>
+          <w:rFonts w:asciiTheme="majorHAnsi" w:hAnsiTheme="majorHAnsi" w:cstheme="majorHAnsi"/>
+          <w:szCs w:val="24"/>
+        </w:rPr>
+        <w:br/>
+        <w:t>};</w:t>
+      </w:r>
+      <w:r>
+        <w:rPr>
+          <w:rFonts w:asciiTheme="majorHAnsi" w:hAnsiTheme="majorHAnsi" w:cstheme="majorHAnsi"/>
+          <w:szCs w:val="24"/>
+        </w:rPr>
+        <w:br/>
+      </w:r>
+      <w:r>
+        <w:rPr>
+          <w:rFonts w:asciiTheme="majorHAnsi" w:hAnsiTheme="majorHAnsi" w:cstheme="majorHAnsi"/>
+          <w:szCs w:val="24"/>
+        </w:rPr>
+        <w:br/>
+        <w:t>int main() {</w:t>
+      </w:r>
+      <w:r>
+        <w:rPr>
+          <w:rFonts w:asciiTheme="majorHAnsi" w:hAnsiTheme="majorHAnsi" w:cstheme="majorHAnsi"/>
+          <w:szCs w:val="24"/>
+        </w:rPr>
+        <w:br/>
+        <w:t xml:space="preserve">    int n, m;</w:t>
+      </w:r>
+      <w:r>
+        <w:rPr>
+          <w:rFonts w:asciiTheme="majorHAnsi" w:hAnsiTheme="majorHAnsi" w:cstheme="majorHAnsi"/>
+          <w:szCs w:val="24"/>
+        </w:rPr>
+        <w:br/>
+        <w:t xml:space="preserve">    cout &lt;&lt; "Enter number of buildings: ";</w:t>
+      </w:r>
+      <w:r>
+        <w:rPr>
+          <w:rFonts w:asciiTheme="majorHAnsi" w:hAnsiTheme="majorHAnsi" w:cstheme="majorHAnsi"/>
+          <w:szCs w:val="24"/>
+        </w:rPr>
+        <w:br/>
+        <w:t xml:space="preserve">    cin &gt;&gt; n;</w:t>
+      </w:r>
+      <w:r>
+        <w:rPr>
+          <w:rFonts w:asciiTheme="majorHAnsi" w:hAnsiTheme="majorHAnsi" w:cstheme="majorHAnsi"/>
+          <w:szCs w:val="24"/>
+        </w:rPr>
+        <w:br/>
+      </w:r>
+      <w:r>
+        <w:rPr>
+          <w:rFonts w:asciiTheme="majorHAnsi" w:hAnsiTheme="majorHAnsi" w:cstheme="majorHAnsi"/>
+          <w:szCs w:val="24"/>
+        </w:rPr>
+        <w:br/>
+        <w:t xml:space="preserve">    if (n &lt;= 0) {</w:t>
+      </w:r>
+      <w:r>
+        <w:rPr>
+          <w:rFonts w:asciiTheme="majorHAnsi" w:hAnsiTheme="majorHAnsi" w:cstheme="majorHAnsi"/>
+          <w:szCs w:val="24"/>
+        </w:rPr>
+        <w:br/>
+        <w:t xml:space="preserve">        cout &lt;&lt; "Invalid number of buildings.\n";</w:t>
+      </w:r>
+      <w:r>
+        <w:rPr>
+          <w:rFonts w:asciiTheme="majorHAnsi" w:hAnsiTheme="majorHAnsi" w:cstheme="majorHAnsi"/>
+          <w:szCs w:val="24"/>
+        </w:rPr>
+        <w:br/>
+        <w:t xml:space="preserve">        return 0;</w:t>
+      </w:r>
+      <w:r>
+        <w:rPr>
+          <w:rFonts w:asciiTheme="majorHAnsi" w:hAnsiTheme="majorHAnsi" w:cstheme="majorHAnsi"/>
+          <w:szCs w:val="24"/>
+        </w:rPr>
+        <w:br/>
+        <w:t xml:space="preserve">    }</w:t>
+      </w:r>
+      <w:r>
+        <w:rPr>
+          <w:rFonts w:asciiTheme="majorHAnsi" w:hAnsiTheme="majorHAnsi" w:cstheme="majorHAnsi"/>
+          <w:szCs w:val="24"/>
+        </w:rPr>
+        <w:br/>
+      </w:r>
+      <w:r>
+        <w:rPr>
+          <w:rFonts w:asciiTheme="majorHAnsi" w:hAnsiTheme="majorHAnsi" w:cstheme="majorHAnsi"/>
+          <w:szCs w:val="24"/>
+        </w:rPr>
+        <w:br/>
+        <w:t xml:space="preserve">    CampusGraph campus(n);</w:t>
+      </w:r>
+      <w:r>
+        <w:rPr>
+          <w:rFonts w:asciiTheme="majorHAnsi" w:hAnsiTheme="majorHAnsi" w:cstheme="majorHAnsi"/>
+          <w:szCs w:val="24"/>
+        </w:rPr>
+        <w:br/>
+        <w:t xml:space="preserve">    campus.setBuildings();</w:t>
+      </w:r>
+      <w:r>
+        <w:rPr>
+          <w:rFonts w:asciiTheme="majorHAnsi" w:hAnsiTheme="majorHAnsi" w:cstheme="majorHAnsi"/>
+          <w:szCs w:val="24"/>
+        </w:rPr>
+        <w:br/>
+      </w:r>
+      <w:r>
+        <w:rPr>
+          <w:rFonts w:asciiTheme="majorHAnsi" w:hAnsiTheme="majorHAnsi" w:cstheme="majorHAnsi"/>
+          <w:szCs w:val="24"/>
+        </w:rPr>
+        <w:br/>
+        <w:t xml:space="preserve">    cout &lt;&lt; "Enter number of pathways: ";</w:t>
+      </w:r>
+      <w:r>
+        <w:rPr>
+          <w:rFonts w:asciiTheme="majorHAnsi" w:hAnsiTheme="majorHAnsi" w:cstheme="majorHAnsi"/>
+          <w:szCs w:val="24"/>
+        </w:rPr>
+        <w:br/>
+        <w:t xml:space="preserve">    cin &gt;&gt; m;</w:t>
+      </w:r>
+      <w:r>
+        <w:rPr>
+          <w:rFonts w:asciiTheme="majorHAnsi" w:hAnsiTheme="majorHAnsi" w:cstheme="majorHAnsi"/>
+          <w:szCs w:val="24"/>
+        </w:rPr>
+        <w:br/>
+        <w:t xml:space="preserve">    if (m &lt; 0) {</w:t>
+      </w:r>
+      <w:r>
+        <w:rPr>
+          <w:rFonts w:asciiTheme="majorHAnsi" w:hAnsiTheme="majorHAnsi" w:cstheme="majorHAnsi"/>
+          <w:szCs w:val="24"/>
+        </w:rPr>
+        <w:br/>
+      </w:r>
+      <w:r>
+        <w:rPr>
+          <w:rFonts w:asciiTheme="majorHAnsi" w:hAnsiTheme="majorHAnsi" w:cstheme="majorHAnsi"/>
+          <w:szCs w:val="24"/>
+        </w:rPr>
+        <w:lastRenderedPageBreak/>
+        <w:t xml:space="preserve">        cout &lt;&lt; "Invalid number of pathways.\n";</w:t>
+      </w:r>
+      <w:r>
+        <w:rPr>
+          <w:rFonts w:asciiTheme="majorHAnsi" w:hAnsiTheme="majorHAnsi" w:cstheme="majorHAnsi"/>
+          <w:szCs w:val="24"/>
+        </w:rPr>
+        <w:br/>
+        <w:t xml:space="preserve">        return 0;</w:t>
+      </w:r>
+      <w:r>
+        <w:rPr>
+          <w:rFonts w:asciiTheme="majorHAnsi" w:hAnsiTheme="majorHAnsi" w:cstheme="majorHAnsi"/>
+          <w:szCs w:val="24"/>
+        </w:rPr>
+        <w:br/>
+        <w:t xml:space="preserve">    }</w:t>
+      </w:r>
+      <w:r>
+        <w:rPr>
+          <w:rFonts w:asciiTheme="majorHAnsi" w:hAnsiTheme="majorHAnsi" w:cstheme="majorHAnsi"/>
+          <w:szCs w:val="24"/>
+        </w:rPr>
+        <w:br/>
+      </w:r>
+      <w:r>
+        <w:rPr>
+          <w:rFonts w:asciiTheme="majorHAnsi" w:hAnsiTheme="majorHAnsi" w:cstheme="majorHAnsi"/>
+          <w:szCs w:val="24"/>
+        </w:rPr>
+        <w:br/>
+        <w:t xml:space="preserve">    cout &lt;&lt; "Enter pathway connections (building indices):\n";</w:t>
+      </w:r>
+      <w:r>
+        <w:rPr>
+          <w:rFonts w:asciiTheme="majorHAnsi" w:hAnsiTheme="majorHAnsi" w:cstheme="majorHAnsi"/>
+          <w:szCs w:val="24"/>
+        </w:rPr>
+        <w:br/>
+        <w:t xml:space="preserve">    for (int i = 0; i &lt; m; i++) {</w:t>
+      </w:r>
+      <w:r>
+        <w:rPr>
+          <w:rFonts w:asciiTheme="majorHAnsi" w:hAnsiTheme="majorHAnsi" w:cstheme="majorHAnsi"/>
+          <w:szCs w:val="24"/>
+        </w:rPr>
+        <w:br/>
+        <w:t xml:space="preserve">        int u, v;</w:t>
+      </w:r>
+      <w:r>
+        <w:rPr>
+          <w:rFonts w:asciiTheme="majorHAnsi" w:hAnsiTheme="majorHAnsi" w:cstheme="majorHAnsi"/>
+          <w:szCs w:val="24"/>
+        </w:rPr>
+        <w:br/>
+        <w:t xml:space="preserve">        cin &gt;&gt; u &gt;&gt; v;</w:t>
+      </w:r>
+      <w:r>
+        <w:rPr>
+          <w:rFonts w:asciiTheme="majorHAnsi" w:hAnsiTheme="majorHAnsi" w:cstheme="majorHAnsi"/>
+          <w:szCs w:val="24"/>
+        </w:rPr>
+        <w:br/>
+        <w:t xml:space="preserve">        if (u &lt; 0 || u &gt;= n || v &lt; 0 || v &gt;= n) {</w:t>
+      </w:r>
+      <w:r>
+        <w:rPr>
+          <w:rFonts w:asciiTheme="majorHAnsi" w:hAnsiTheme="majorHAnsi" w:cstheme="majorHAnsi"/>
+          <w:szCs w:val="24"/>
+        </w:rPr>
+        <w:br/>
+        <w:t xml:space="preserve">            cout &lt;&lt; "Invalid building index.\n";</w:t>
+      </w:r>
+      <w:r>
+        <w:rPr>
+          <w:rFonts w:asciiTheme="majorHAnsi" w:hAnsiTheme="majorHAnsi" w:cstheme="majorHAnsi"/>
+          <w:szCs w:val="24"/>
+        </w:rPr>
+        <w:br/>
+        <w:t xml:space="preserve">            return 0;</w:t>
+      </w:r>
+      <w:r>
+        <w:rPr>
+          <w:rFonts w:asciiTheme="majorHAnsi" w:hAnsiTheme="majorHAnsi" w:cstheme="majorHAnsi"/>
+          <w:szCs w:val="24"/>
+        </w:rPr>
+        <w:br/>
+        <w:t xml:space="preserve">        }</w:t>
+      </w:r>
+      <w:r>
+        <w:rPr>
+          <w:rFonts w:asciiTheme="majorHAnsi" w:hAnsiTheme="majorHAnsi" w:cstheme="majorHAnsi"/>
+          <w:szCs w:val="24"/>
+        </w:rPr>
+        <w:br/>
+        <w:t xml:space="preserve">        campus.addPath(u, v);</w:t>
+      </w:r>
+      <w:r>
+        <w:rPr>
+          <w:rFonts w:asciiTheme="majorHAnsi" w:hAnsiTheme="majorHAnsi" w:cstheme="majorHAnsi"/>
+          <w:szCs w:val="24"/>
+        </w:rPr>
+        <w:br/>
+        <w:t xml:space="preserve">    }</w:t>
+      </w:r>
+      <w:r>
+        <w:rPr>
+          <w:rFonts w:asciiTheme="majorHAnsi" w:hAnsiTheme="majorHAnsi" w:cstheme="majorHAnsi"/>
+          <w:szCs w:val="24"/>
+        </w:rPr>
+        <w:br/>
+      </w:r>
+      <w:r>
+        <w:rPr>
+          <w:rFonts w:asciiTheme="majorHAnsi" w:hAnsiTheme="majorHAnsi" w:cstheme="majorHAnsi"/>
+          <w:szCs w:val="24"/>
+        </w:rPr>
+        <w:br/>
+        <w:t xml:space="preserve">    int start;</w:t>
+      </w:r>
+      <w:r>
+        <w:rPr>
+          <w:rFonts w:asciiTheme="majorHAnsi" w:hAnsiTheme="majorHAnsi" w:cstheme="majorHAnsi"/>
+          <w:szCs w:val="24"/>
+        </w:rPr>
+        <w:br/>
+        <w:t xml:space="preserve">    cout &lt;&lt; "Enter starting building index: ";</w:t>
+      </w:r>
+      <w:r>
+        <w:rPr>
+          <w:rFonts w:asciiTheme="majorHAnsi" w:hAnsiTheme="majorHAnsi" w:cstheme="majorHAnsi"/>
+          <w:szCs w:val="24"/>
+        </w:rPr>
+        <w:br/>
+        <w:t xml:space="preserve">    cin &gt;&gt; start;</w:t>
+      </w:r>
+      <w:r>
+        <w:rPr>
+          <w:rFonts w:asciiTheme="majorHAnsi" w:hAnsiTheme="majorHAnsi" w:cstheme="majorHAnsi"/>
+          <w:szCs w:val="24"/>
+        </w:rPr>
+        <w:br/>
+        <w:t xml:space="preserve">    if (start &lt; 0 || start &gt;= n) {</w:t>
+      </w:r>
+      <w:r>
+        <w:rPr>
+          <w:rFonts w:asciiTheme="majorHAnsi" w:hAnsiTheme="majorHAnsi" w:cstheme="majorHAnsi"/>
+          <w:szCs w:val="24"/>
+        </w:rPr>
+        <w:br/>
+        <w:t xml:space="preserve">        cout &lt;&lt; "Invalid starting building index.\n";</w:t>
+      </w:r>
+      <w:r>
+        <w:rPr>
+          <w:rFonts w:asciiTheme="majorHAnsi" w:hAnsiTheme="majorHAnsi" w:cstheme="majorHAnsi"/>
+          <w:szCs w:val="24"/>
+        </w:rPr>
+        <w:br/>
+        <w:t xml:space="preserve">        return 0;</w:t>
+      </w:r>
+      <w:r>
+        <w:rPr>
+          <w:rFonts w:asciiTheme="majorHAnsi" w:hAnsiTheme="majorHAnsi" w:cstheme="majorHAnsi"/>
+          <w:szCs w:val="24"/>
+        </w:rPr>
+        <w:br/>
+        <w:t xml:space="preserve">    }</w:t>
+      </w:r>
+      <w:r>
+        <w:rPr>
+          <w:rFonts w:asciiTheme="majorHAnsi" w:hAnsiTheme="majorHAnsi" w:cstheme="majorHAnsi"/>
+          <w:szCs w:val="24"/>
+        </w:rPr>
+        <w:br/>
+      </w:r>
+      <w:r>
+        <w:rPr>
+          <w:rFonts w:asciiTheme="majorHAnsi" w:hAnsiTheme="majorHAnsi" w:cstheme="majorHAnsi"/>
+          <w:szCs w:val="24"/>
+        </w:rPr>
+        <w:br/>
+        <w:t xml:space="preserve">    campus.BFS(start);</w:t>
+      </w:r>
+      <w:r>
+        <w:rPr>
+          <w:rFonts w:asciiTheme="majorHAnsi" w:hAnsiTheme="majorHAnsi" w:cstheme="majorHAnsi"/>
+          <w:szCs w:val="24"/>
+        </w:rPr>
+        <w:br/>
+        <w:t xml:space="preserve">    campus.DFS(start);</w:t>
+      </w:r>
+      <w:r>
+        <w:rPr>
+          <w:rFonts w:asciiTheme="majorHAnsi" w:hAnsiTheme="majorHAnsi" w:cstheme="majorHAnsi"/>
+          <w:szCs w:val="24"/>
+        </w:rPr>
+        <w:br/>
+        <w:t xml:space="preserve">    cout &lt;&lt; "Buildings reachable from the starting building: "</w:t>
+      </w:r>
+      <w:r>
+        <w:rPr>
+          <w:rFonts w:asciiTheme="majorHAnsi" w:hAnsiTheme="majorHAnsi" w:cstheme="majorHAnsi"/>
+          <w:szCs w:val="24"/>
+        </w:rPr>
+        <w:br/>
+        <w:t xml:space="preserve">         &lt;&lt; campus.countReached(start) &lt;&lt; '\n';</w:t>
+      </w:r>
+      <w:r>
+        <w:rPr>
+          <w:rFonts w:asciiTheme="majorHAnsi" w:hAnsiTheme="majorHAnsi" w:cstheme="majorHAnsi"/>
+          <w:szCs w:val="24"/>
+        </w:rPr>
+        <w:br/>
+        <w:t xml:space="preserve">    campus.findIsolated();</w:t>
+      </w:r>
+      <w:r>
+        <w:rPr>
+          <w:rFonts w:asciiTheme="majorHAnsi" w:hAnsiTheme="majorHAnsi" w:cstheme="majorHAnsi"/>
+          <w:szCs w:val="24"/>
+        </w:rPr>
+        <w:br/>
+      </w:r>
+      <w:r>
+        <w:rPr>
+          <w:rFonts w:asciiTheme="majorHAnsi" w:hAnsiTheme="majorHAnsi" w:cstheme="majorHAnsi"/>
+          <w:szCs w:val="24"/>
+        </w:rPr>
+        <w:br/>
+        <w:t xml:space="preserve">    return 0;</w:t>
+      </w:r>
+      <w:r>
+        <w:rPr>
+          <w:rFonts w:asciiTheme="majorHAnsi" w:hAnsiTheme="majorHAnsi" w:cstheme="majorHAnsi"/>
+          <w:szCs w:val="24"/>
+        </w:rPr>
+        <w:br/>
+        <w:t>}</w:t>
       </w:r>
     </w:p>
     <w:p>
@@ -531,1226 +1824,14 @@
         <w:pStyle w:val="Heading1"/>
       </w:pPr>
       <w:r>
-        <w:t>5. C++ Source Code</w:t>
-      </w:r>
-    </w:p>
-    <w:p>
-      <w:pPr>
-        <w:spacing w:after="0"/>
-        <w:ind w:left="216"/>
-      </w:pPr>
-      <w:r>
-        <w:rPr>
-          <w:rFonts w:ascii="Consolas" w:hAnsi="Consolas"/>
-          <w:sz w:val="17"/>
-        </w:rPr>
-        <w:t>#include &lt;iostream&gt;</w:t>
-      </w:r>
-      <w:r>
-        <w:rPr>
-          <w:rFonts w:ascii="Consolas" w:hAnsi="Consolas"/>
-          <w:sz w:val="17"/>
-        </w:rPr>
-        <w:br/>
-        <w:t>#include &lt;vector&gt;</w:t>
-      </w:r>
-      <w:r>
-        <w:rPr>
-          <w:rFonts w:ascii="Consolas" w:hAnsi="Consolas"/>
-          <w:sz w:val="17"/>
-        </w:rPr>
-        <w:br/>
-        <w:t>#include &lt;queue&gt;</w:t>
-      </w:r>
-      <w:r>
-        <w:rPr>
-          <w:rFonts w:ascii="Consolas" w:hAnsi="Consolas"/>
-          <w:sz w:val="17"/>
-        </w:rPr>
-        <w:br/>
-        <w:t>#include &lt;string&gt;</w:t>
-      </w:r>
-      <w:r>
-        <w:rPr>
-          <w:rFonts w:ascii="Consolas" w:hAnsi="Consolas"/>
-          <w:sz w:val="17"/>
-        </w:rPr>
-        <w:br/>
-        <w:t>using namespace std;</w:t>
-      </w:r>
-      <w:r>
-        <w:rPr>
-          <w:rFonts w:ascii="Consolas" w:hAnsi="Consolas"/>
-          <w:sz w:val="17"/>
-        </w:rPr>
-        <w:br/>
-      </w:r>
-      <w:r>
-        <w:rPr>
-          <w:rFonts w:ascii="Consolas" w:hAnsi="Consolas"/>
-          <w:sz w:val="17"/>
-        </w:rPr>
-        <w:br/>
-        <w:t>class CampusGraph {</w:t>
-      </w:r>
-      <w:r>
-        <w:rPr>
-          <w:rFonts w:ascii="Consolas" w:hAnsi="Consolas"/>
-          <w:sz w:val="17"/>
-        </w:rPr>
-        <w:br/>
-        <w:t xml:space="preserve">    int n;</w:t>
-      </w:r>
-      <w:r>
-        <w:rPr>
-          <w:rFonts w:ascii="Consolas" w:hAnsi="Consolas"/>
-          <w:sz w:val="17"/>
-        </w:rPr>
-        <w:br/>
-        <w:t xml:space="preserve">    vector&lt;string&gt; buildings;</w:t>
-      </w:r>
-      <w:r>
-        <w:rPr>
-          <w:rFonts w:ascii="Consolas" w:hAnsi="Consolas"/>
-          <w:sz w:val="17"/>
-        </w:rPr>
-        <w:br/>
-        <w:t xml:space="preserve">    vector&lt;vector&lt;int&gt;&gt; adj;</w:t>
-      </w:r>
-      <w:r>
-        <w:rPr>
-          <w:rFonts w:ascii="Consolas" w:hAnsi="Consolas"/>
-          <w:sz w:val="17"/>
-        </w:rPr>
-        <w:br/>
-      </w:r>
-      <w:r>
-        <w:rPr>
-          <w:rFonts w:ascii="Consolas" w:hAnsi="Consolas"/>
-          <w:sz w:val="17"/>
-        </w:rPr>
-        <w:br/>
-        <w:t>public:</w:t>
-      </w:r>
-      <w:r>
-        <w:rPr>
-          <w:rFonts w:ascii="Consolas" w:hAnsi="Consolas"/>
-          <w:sz w:val="17"/>
-        </w:rPr>
-        <w:br/>
-        <w:t xml:space="preserve">    CampusGraph(int size) : n(size), buildings(size), adj(size) {}</w:t>
-      </w:r>
-      <w:r>
-        <w:rPr>
-          <w:rFonts w:ascii="Consolas" w:hAnsi="Consolas"/>
-          <w:sz w:val="17"/>
-        </w:rPr>
-        <w:br/>
-      </w:r>
-      <w:r>
-        <w:rPr>
-          <w:rFonts w:ascii="Consolas" w:hAnsi="Consolas"/>
-          <w:sz w:val="17"/>
-        </w:rPr>
-        <w:br/>
-        <w:t xml:space="preserve">    void setBuildings() {</w:t>
-      </w:r>
-      <w:r>
-        <w:rPr>
-          <w:rFonts w:ascii="Consolas" w:hAnsi="Consolas"/>
-          <w:sz w:val="17"/>
-        </w:rPr>
-        <w:br/>
-        <w:t xml:space="preserve">        cout &lt;&lt; "Enter building names (use one word per name):\n";</w:t>
-      </w:r>
-      <w:r>
-        <w:rPr>
-          <w:rFonts w:ascii="Consolas" w:hAnsi="Consolas"/>
-          <w:sz w:val="17"/>
-        </w:rPr>
-        <w:br/>
-        <w:t xml:space="preserve">        for (int i = 0; i &lt; n; i++) {</w:t>
-      </w:r>
-      <w:r>
-        <w:rPr>
-          <w:rFonts w:ascii="Consolas" w:hAnsi="Consolas"/>
-          <w:sz w:val="17"/>
-        </w:rPr>
-        <w:br/>
-        <w:t xml:space="preserve">            cout &lt;&lt; "Building " &lt;&lt; i &lt;&lt; ": ";</w:t>
-      </w:r>
-      <w:r>
-        <w:rPr>
-          <w:rFonts w:ascii="Consolas" w:hAnsi="Consolas"/>
-          <w:sz w:val="17"/>
-        </w:rPr>
-        <w:br/>
-        <w:t xml:space="preserve">            cin &gt;&gt; buildings[i];</w:t>
-      </w:r>
-      <w:r>
-        <w:rPr>
-          <w:rFonts w:ascii="Consolas" w:hAnsi="Consolas"/>
-          <w:sz w:val="17"/>
-        </w:rPr>
-        <w:br/>
-        <w:t xml:space="preserve">        }</w:t>
-      </w:r>
-      <w:r>
-        <w:rPr>
-          <w:rFonts w:ascii="Consolas" w:hAnsi="Consolas"/>
-          <w:sz w:val="17"/>
-        </w:rPr>
-        <w:br/>
-        <w:t xml:space="preserve">    }</w:t>
-      </w:r>
-      <w:r>
-        <w:rPr>
-          <w:rFonts w:ascii="Consolas" w:hAnsi="Consolas"/>
-          <w:sz w:val="17"/>
-        </w:rPr>
-        <w:br/>
-      </w:r>
-      <w:r>
-        <w:rPr>
-          <w:rFonts w:ascii="Consolas" w:hAnsi="Consolas"/>
-          <w:sz w:val="17"/>
-        </w:rPr>
-        <w:br/>
-        <w:t xml:space="preserve">    void addPath(int u, int v) {</w:t>
-      </w:r>
-      <w:r>
-        <w:rPr>
-          <w:rFonts w:ascii="Consolas" w:hAnsi="Consolas"/>
-          <w:sz w:val="17"/>
-        </w:rPr>
-        <w:br/>
-        <w:t xml:space="preserve">        adj[u].push_back(v);</w:t>
-      </w:r>
-      <w:r>
-        <w:rPr>
-          <w:rFonts w:ascii="Consolas" w:hAnsi="Consolas"/>
-          <w:sz w:val="17"/>
-        </w:rPr>
-        <w:br/>
-      </w:r>
-      <w:r>
-        <w:rPr>
-          <w:rFonts w:ascii="Consolas" w:hAnsi="Consolas"/>
-          <w:sz w:val="17"/>
-        </w:rPr>
-        <w:t xml:space="preserve">        adj[v].push_back(u);</w:t>
-      </w:r>
-      <w:r>
-        <w:rPr>
-          <w:rFonts w:ascii="Consolas" w:hAnsi="Consolas"/>
-          <w:sz w:val="17"/>
-        </w:rPr>
-        <w:br/>
-      </w:r>
-      <w:r>
-        <w:rPr>
-          <w:rFonts w:ascii="Consolas" w:hAnsi="Consolas"/>
-          <w:sz w:val="17"/>
-        </w:rPr>
         <w:lastRenderedPageBreak/>
-        <w:t xml:space="preserve">    }</w:t>
-      </w:r>
-      <w:r>
-        <w:rPr>
-          <w:rFonts w:ascii="Consolas" w:hAnsi="Consolas"/>
-          <w:sz w:val="17"/>
-        </w:rPr>
-        <w:br/>
-      </w:r>
-      <w:r>
-        <w:rPr>
-          <w:rFonts w:ascii="Consolas" w:hAnsi="Consolas"/>
-          <w:sz w:val="17"/>
-        </w:rPr>
-        <w:br/>
-        <w:t xml:space="preserve">    void BFS(int start) {</w:t>
-      </w:r>
-      <w:r>
-        <w:rPr>
-          <w:rFonts w:ascii="Consolas" w:hAnsi="Consolas"/>
-          <w:sz w:val="17"/>
-        </w:rPr>
-        <w:br/>
-        <w:t xml:space="preserve">        vector&lt;bool&gt; visited(n, false);</w:t>
-      </w:r>
-      <w:r>
-        <w:rPr>
-          <w:rFonts w:ascii="Consolas" w:hAnsi="Consolas"/>
-          <w:sz w:val="17"/>
-        </w:rPr>
-        <w:br/>
-        <w:t xml:space="preserve">        queue&lt;int&gt; q;</w:t>
-      </w:r>
-      <w:r>
-        <w:rPr>
-          <w:rFonts w:ascii="Consolas" w:hAnsi="Consolas"/>
-          <w:sz w:val="17"/>
-        </w:rPr>
-        <w:br/>
-        <w:t xml:space="preserve">        visited[start] = true;</w:t>
-      </w:r>
-      <w:r>
-        <w:rPr>
-          <w:rFonts w:ascii="Consolas" w:hAnsi="Consolas"/>
-          <w:sz w:val="17"/>
-        </w:rPr>
-        <w:br/>
-        <w:t xml:space="preserve">        q.push(start);</w:t>
-      </w:r>
-      <w:r>
-        <w:rPr>
-          <w:rFonts w:ascii="Consolas" w:hAnsi="Consolas"/>
-          <w:sz w:val="17"/>
-        </w:rPr>
-        <w:br/>
-      </w:r>
-      <w:r>
-        <w:rPr>
-          <w:rFonts w:ascii="Consolas" w:hAnsi="Consolas"/>
-          <w:sz w:val="17"/>
-        </w:rPr>
-        <w:br/>
-        <w:t xml:space="preserve">        cout &lt;&lt; "\nBFS Traversal: ";</w:t>
-      </w:r>
-      <w:r>
-        <w:rPr>
-          <w:rFonts w:ascii="Consolas" w:hAnsi="Consolas"/>
-          <w:sz w:val="17"/>
-        </w:rPr>
-        <w:br/>
-        <w:t xml:space="preserve">        while (!q.empty()) {</w:t>
-      </w:r>
-      <w:r>
-        <w:rPr>
-          <w:rFonts w:ascii="Consolas" w:hAnsi="Consolas"/>
-          <w:sz w:val="17"/>
-        </w:rPr>
-        <w:br/>
-        <w:t xml:space="preserve">            int u = q.front();</w:t>
-      </w:r>
-      <w:r>
-        <w:rPr>
-          <w:rFonts w:ascii="Consolas" w:hAnsi="Consolas"/>
-          <w:sz w:val="17"/>
-        </w:rPr>
-        <w:br/>
-        <w:t xml:space="preserve">            q.pop();</w:t>
-      </w:r>
-      <w:r>
-        <w:rPr>
-          <w:rFonts w:ascii="Consolas" w:hAnsi="Consolas"/>
-          <w:sz w:val="17"/>
-        </w:rPr>
-        <w:br/>
-        <w:t xml:space="preserve">            cout &lt;&lt; buildings[u] &lt;&lt; " ";</w:t>
-      </w:r>
-      <w:r>
-        <w:rPr>
-          <w:rFonts w:ascii="Consolas" w:hAnsi="Consolas"/>
-          <w:sz w:val="17"/>
-        </w:rPr>
-        <w:br/>
-      </w:r>
-      <w:r>
-        <w:rPr>
-          <w:rFonts w:ascii="Consolas" w:hAnsi="Consolas"/>
-          <w:sz w:val="17"/>
-        </w:rPr>
-        <w:br/>
-        <w:t xml:space="preserve">            for (int v : adj[u]) {</w:t>
-      </w:r>
-      <w:r>
-        <w:rPr>
-          <w:rFonts w:ascii="Consolas" w:hAnsi="Consolas"/>
-          <w:sz w:val="17"/>
-        </w:rPr>
-        <w:br/>
-        <w:t xml:space="preserve">                if (!visited[v]) {</w:t>
-      </w:r>
-      <w:r>
-        <w:rPr>
-          <w:rFonts w:ascii="Consolas" w:hAnsi="Consolas"/>
-          <w:sz w:val="17"/>
-        </w:rPr>
-        <w:br/>
-        <w:t xml:space="preserve">                    visited[v] = true;</w:t>
-      </w:r>
-      <w:r>
-        <w:rPr>
-          <w:rFonts w:ascii="Consolas" w:hAnsi="Consolas"/>
-          <w:sz w:val="17"/>
-        </w:rPr>
-        <w:br/>
-        <w:t xml:space="preserve">                    q.push(v);</w:t>
-      </w:r>
-      <w:r>
-        <w:rPr>
-          <w:rFonts w:ascii="Consolas" w:hAnsi="Consolas"/>
-          <w:sz w:val="17"/>
-        </w:rPr>
-        <w:br/>
-        <w:t xml:space="preserve">                }</w:t>
-      </w:r>
-      <w:r>
-        <w:rPr>
-          <w:rFonts w:ascii="Consolas" w:hAnsi="Consolas"/>
-          <w:sz w:val="17"/>
-        </w:rPr>
-        <w:br/>
-        <w:t xml:space="preserve">            }</w:t>
-      </w:r>
-      <w:r>
-        <w:rPr>
-          <w:rFonts w:ascii="Consolas" w:hAnsi="Consolas"/>
-          <w:sz w:val="17"/>
-        </w:rPr>
-        <w:br/>
-      </w:r>
-      <w:r>
-        <w:rPr>
-          <w:rFonts w:ascii="Consolas" w:hAnsi="Consolas"/>
-          <w:sz w:val="17"/>
-        </w:rPr>
-        <w:t xml:space="preserve">        }</w:t>
-      </w:r>
-      <w:r>
-        <w:rPr>
-          <w:rFonts w:ascii="Consolas" w:hAnsi="Consolas"/>
-          <w:sz w:val="17"/>
-        </w:rPr>
-        <w:br/>
-        <w:t xml:space="preserve">        cout &lt;&lt; '\n';</w:t>
-      </w:r>
-      <w:r>
-        <w:rPr>
-          <w:rFonts w:ascii="Consolas" w:hAnsi="Consolas"/>
-          <w:sz w:val="17"/>
-        </w:rPr>
-        <w:br/>
-        <w:t xml:space="preserve">    }</w:t>
-      </w:r>
-      <w:r>
-        <w:rPr>
-          <w:rFonts w:ascii="Consolas" w:hAnsi="Consolas"/>
-          <w:sz w:val="17"/>
-        </w:rPr>
-        <w:br/>
-      </w:r>
-      <w:r>
-        <w:rPr>
-          <w:rFonts w:ascii="Consolas" w:hAnsi="Consolas"/>
-          <w:sz w:val="17"/>
-        </w:rPr>
-        <w:br/>
-        <w:t xml:space="preserve">    void DFSUtil(int u, vector&lt;bool&gt;&amp; visited) {</w:t>
-      </w:r>
-      <w:r>
-        <w:rPr>
-          <w:rFonts w:ascii="Consolas" w:hAnsi="Consolas"/>
-          <w:sz w:val="17"/>
-        </w:rPr>
-        <w:br/>
-        <w:t xml:space="preserve">        visited[u] = true;</w:t>
-      </w:r>
-      <w:r>
-        <w:rPr>
-          <w:rFonts w:ascii="Consolas" w:hAnsi="Consolas"/>
-          <w:sz w:val="17"/>
-        </w:rPr>
-        <w:br/>
-        <w:t xml:space="preserve">        cout &lt;&lt; buildings[u] &lt;&lt; " ";</w:t>
-      </w:r>
-      <w:r>
-        <w:rPr>
-          <w:rFonts w:ascii="Consolas" w:hAnsi="Consolas"/>
-          <w:sz w:val="17"/>
-        </w:rPr>
-        <w:br/>
-        <w:t xml:space="preserve">        for (int v : adj[u]) {</w:t>
-      </w:r>
-      <w:r>
-        <w:rPr>
-          <w:rFonts w:ascii="Consolas" w:hAnsi="Consolas"/>
-          <w:sz w:val="17"/>
-        </w:rPr>
-        <w:br/>
-        <w:t xml:space="preserve">            if (!visited[v])</w:t>
-      </w:r>
-      <w:r>
-        <w:rPr>
-          <w:rFonts w:ascii="Consolas" w:hAnsi="Consolas"/>
-          <w:sz w:val="17"/>
-        </w:rPr>
-        <w:br/>
-        <w:t xml:space="preserve">                DFSUtil(v, visited);</w:t>
-      </w:r>
-      <w:r>
-        <w:rPr>
-          <w:rFonts w:ascii="Consolas" w:hAnsi="Consolas"/>
-          <w:sz w:val="17"/>
-        </w:rPr>
-        <w:br/>
-        <w:t xml:space="preserve">        }</w:t>
-      </w:r>
-      <w:r>
-        <w:rPr>
-          <w:rFonts w:ascii="Consolas" w:hAnsi="Consolas"/>
-          <w:sz w:val="17"/>
-        </w:rPr>
-        <w:br/>
-        <w:t xml:space="preserve">    }</w:t>
-      </w:r>
-      <w:r>
-        <w:rPr>
-          <w:rFonts w:ascii="Consolas" w:hAnsi="Consolas"/>
-          <w:sz w:val="17"/>
-        </w:rPr>
-        <w:br/>
-      </w:r>
-      <w:r>
-        <w:rPr>
-          <w:rFonts w:ascii="Consolas" w:hAnsi="Consolas"/>
-          <w:sz w:val="17"/>
-        </w:rPr>
-        <w:br/>
-        <w:t xml:space="preserve">    void DFS(int start) {</w:t>
-      </w:r>
-      <w:r>
-        <w:rPr>
-          <w:rFonts w:ascii="Consolas" w:hAnsi="Consolas"/>
-          <w:sz w:val="17"/>
-        </w:rPr>
-        <w:br/>
-        <w:t xml:space="preserve">        vector&lt;bool&gt; visited(n, false);</w:t>
-      </w:r>
-      <w:r>
-        <w:rPr>
-          <w:rFonts w:ascii="Consolas" w:hAnsi="Consolas"/>
-          <w:sz w:val="17"/>
-        </w:rPr>
-        <w:br/>
-        <w:t xml:space="preserve">        cout &lt;&lt; "DFS Traversal: ";</w:t>
-      </w:r>
-      <w:r>
-        <w:rPr>
-          <w:rFonts w:ascii="Consolas" w:hAnsi="Consolas"/>
-          <w:sz w:val="17"/>
-        </w:rPr>
-        <w:br/>
-        <w:t xml:space="preserve">        DFSUtil(start, visited);</w:t>
-      </w:r>
-      <w:r>
-        <w:rPr>
-          <w:rFonts w:ascii="Consolas" w:hAnsi="Consolas"/>
-          <w:sz w:val="17"/>
-        </w:rPr>
-        <w:br/>
-        <w:t xml:space="preserve">        cout &lt;&lt; '\n';</w:t>
-      </w:r>
-      <w:r>
-        <w:rPr>
-          <w:rFonts w:ascii="Consolas" w:hAnsi="Consolas"/>
-          <w:sz w:val="17"/>
-        </w:rPr>
-        <w:br/>
-        <w:t xml:space="preserve">    }</w:t>
-      </w:r>
-      <w:r>
-        <w:rPr>
-          <w:rFonts w:ascii="Consolas" w:hAnsi="Consolas"/>
-          <w:sz w:val="17"/>
-        </w:rPr>
-        <w:br/>
-      </w:r>
-      <w:r>
-        <w:rPr>
-          <w:rFonts w:ascii="Consolas" w:hAnsi="Consolas"/>
-          <w:sz w:val="17"/>
-        </w:rPr>
-        <w:br/>
-        <w:t xml:space="preserve">    int countReached(int start) {</w:t>
-      </w:r>
-      <w:r>
-        <w:rPr>
-          <w:rFonts w:ascii="Consolas" w:hAnsi="Consolas"/>
-          <w:sz w:val="17"/>
-        </w:rPr>
-        <w:br/>
-        <w:t xml:space="preserve">        vector&lt;bool&gt; visited(n, false);</w:t>
-      </w:r>
-      <w:r>
-        <w:rPr>
-          <w:rFonts w:ascii="Consolas" w:hAnsi="Consolas"/>
-          <w:sz w:val="17"/>
-        </w:rPr>
-        <w:br/>
-      </w:r>
-      <w:r>
-        <w:rPr>
-          <w:rFonts w:ascii="Consolas" w:hAnsi="Consolas"/>
-          <w:sz w:val="17"/>
-        </w:rPr>
-        <w:t xml:space="preserve">        queue&lt;int&gt; q;</w:t>
-      </w:r>
-      <w:r>
-        <w:rPr>
-          <w:rFonts w:ascii="Consolas" w:hAnsi="Consolas"/>
-          <w:sz w:val="17"/>
-        </w:rPr>
-        <w:br/>
-        <w:t xml:space="preserve">        int count = 0;</w:t>
-      </w:r>
-      <w:r>
-        <w:rPr>
-          <w:rFonts w:ascii="Consolas" w:hAnsi="Consolas"/>
-          <w:sz w:val="17"/>
-        </w:rPr>
-        <w:br/>
-        <w:t xml:space="preserve">        visited[start] = true;</w:t>
-      </w:r>
-      <w:r>
-        <w:rPr>
-          <w:rFonts w:ascii="Consolas" w:hAnsi="Consolas"/>
-          <w:sz w:val="17"/>
-        </w:rPr>
-        <w:br/>
-        <w:t xml:space="preserve">        q.push(start);</w:t>
-      </w:r>
-      <w:r>
-        <w:rPr>
-          <w:rFonts w:ascii="Consolas" w:hAnsi="Consolas"/>
-          <w:sz w:val="17"/>
-        </w:rPr>
-        <w:br/>
-      </w:r>
-      <w:r>
-        <w:rPr>
-          <w:rFonts w:ascii="Consolas" w:hAnsi="Consolas"/>
-          <w:sz w:val="17"/>
-        </w:rPr>
-        <w:br/>
-        <w:t xml:space="preserve">        while (!q.empty()) {</w:t>
-      </w:r>
-      <w:r>
-        <w:rPr>
-          <w:rFonts w:ascii="Consolas" w:hAnsi="Consolas"/>
-          <w:sz w:val="17"/>
-        </w:rPr>
-        <w:br/>
-        <w:t xml:space="preserve">            int u = q.front();</w:t>
-      </w:r>
-      <w:r>
-        <w:rPr>
-          <w:rFonts w:ascii="Consolas" w:hAnsi="Consolas"/>
-          <w:sz w:val="17"/>
-        </w:rPr>
-        <w:br/>
-        <w:t xml:space="preserve">            q.pop();</w:t>
-      </w:r>
-      <w:r>
-        <w:rPr>
-          <w:rFonts w:ascii="Consolas" w:hAnsi="Consolas"/>
-          <w:sz w:val="17"/>
-        </w:rPr>
-        <w:br/>
-        <w:t xml:space="preserve">            count++;</w:t>
-      </w:r>
-      <w:r>
-        <w:rPr>
-          <w:rFonts w:ascii="Consolas" w:hAnsi="Consolas"/>
-          <w:sz w:val="17"/>
-        </w:rPr>
-        <w:br/>
-      </w:r>
-      <w:r>
-        <w:rPr>
-          <w:rFonts w:ascii="Consolas" w:hAnsi="Consolas"/>
-          <w:sz w:val="17"/>
-        </w:rPr>
-        <w:br/>
-        <w:t xml:space="preserve">            for (int v : adj[u]) {</w:t>
-      </w:r>
-      <w:r>
-        <w:rPr>
-          <w:rFonts w:ascii="Consolas" w:hAnsi="Consolas"/>
-          <w:sz w:val="17"/>
-        </w:rPr>
-        <w:br/>
-        <w:t xml:space="preserve">                if (!visited[v]) {</w:t>
-      </w:r>
-      <w:r>
-        <w:rPr>
-          <w:rFonts w:ascii="Consolas" w:hAnsi="Consolas"/>
-          <w:sz w:val="17"/>
-        </w:rPr>
-        <w:br/>
-        <w:t xml:space="preserve">                    visited[v] = true;</w:t>
-      </w:r>
-      <w:r>
-        <w:rPr>
-          <w:rFonts w:ascii="Consolas" w:hAnsi="Consolas"/>
-          <w:sz w:val="17"/>
-        </w:rPr>
-        <w:br/>
-        <w:t xml:space="preserve">                    q.push(v);</w:t>
-      </w:r>
-      <w:r>
-        <w:rPr>
-          <w:rFonts w:ascii="Consolas" w:hAnsi="Consolas"/>
-          <w:sz w:val="17"/>
-        </w:rPr>
-        <w:br/>
-        <w:t xml:space="preserve">                }</w:t>
-      </w:r>
-      <w:r>
-        <w:rPr>
-          <w:rFonts w:ascii="Consolas" w:hAnsi="Consolas"/>
-          <w:sz w:val="17"/>
-        </w:rPr>
-        <w:br/>
-        <w:t xml:space="preserve">            }</w:t>
-      </w:r>
-      <w:r>
-        <w:rPr>
-          <w:rFonts w:ascii="Consolas" w:hAnsi="Consolas"/>
-          <w:sz w:val="17"/>
-        </w:rPr>
-        <w:br/>
-        <w:t xml:space="preserve">        }</w:t>
-      </w:r>
-      <w:r>
-        <w:rPr>
-          <w:rFonts w:ascii="Consolas" w:hAnsi="Consolas"/>
-          <w:sz w:val="17"/>
-        </w:rPr>
-        <w:br/>
-        <w:t xml:space="preserve">        return count;</w:t>
-      </w:r>
-      <w:r>
-        <w:rPr>
-          <w:rFonts w:ascii="Consolas" w:hAnsi="Consolas"/>
-          <w:sz w:val="17"/>
-        </w:rPr>
-        <w:br/>
-      </w:r>
-      <w:r>
-        <w:rPr>
-          <w:rFonts w:ascii="Consolas" w:hAnsi="Consolas"/>
-          <w:sz w:val="17"/>
-        </w:rPr>
-        <w:lastRenderedPageBreak/>
-        <w:t xml:space="preserve">    }</w:t>
-      </w:r>
-      <w:r>
-        <w:rPr>
-          <w:rFonts w:ascii="Consolas" w:hAnsi="Consolas"/>
-          <w:sz w:val="17"/>
-        </w:rPr>
-        <w:br/>
-      </w:r>
-      <w:r>
-        <w:rPr>
-          <w:rFonts w:ascii="Consolas" w:hAnsi="Consolas"/>
-          <w:sz w:val="17"/>
-        </w:rPr>
-        <w:br/>
-        <w:t xml:space="preserve">    void findIsolated() {</w:t>
-      </w:r>
-      <w:r>
-        <w:rPr>
-          <w:rFonts w:ascii="Consolas" w:hAnsi="Consolas"/>
-          <w:sz w:val="17"/>
-        </w:rPr>
-        <w:br/>
-        <w:t xml:space="preserve">        cout &lt;&lt; "Isolated buildings: ";</w:t>
-      </w:r>
-      <w:r>
-        <w:rPr>
-          <w:rFonts w:ascii="Consolas" w:hAnsi="Consolas"/>
-          <w:sz w:val="17"/>
-        </w:rPr>
-        <w:br/>
-        <w:t xml:space="preserve">        bool found = false;</w:t>
-      </w:r>
-      <w:r>
-        <w:rPr>
-          <w:rFonts w:ascii="Consolas" w:hAnsi="Consolas"/>
-          <w:sz w:val="17"/>
-        </w:rPr>
-        <w:br/>
-      </w:r>
-      <w:r>
-        <w:rPr>
-          <w:rFonts w:ascii="Consolas" w:hAnsi="Consolas"/>
-          <w:sz w:val="17"/>
-        </w:rPr>
-        <w:t xml:space="preserve">        for (int i = 0; i &lt; n; i++) {</w:t>
-      </w:r>
-      <w:r>
-        <w:rPr>
-          <w:rFonts w:ascii="Consolas" w:hAnsi="Consolas"/>
-          <w:sz w:val="17"/>
-        </w:rPr>
-        <w:br/>
-        <w:t xml:space="preserve">            if (adj[i].empty()) {</w:t>
-      </w:r>
-      <w:r>
-        <w:rPr>
-          <w:rFonts w:ascii="Consolas" w:hAnsi="Consolas"/>
-          <w:sz w:val="17"/>
-        </w:rPr>
-        <w:br/>
-        <w:t xml:space="preserve">                cout &lt;&lt; buildings[i] &lt;&lt; " ";</w:t>
-      </w:r>
-      <w:r>
-        <w:rPr>
-          <w:rFonts w:ascii="Consolas" w:hAnsi="Consolas"/>
-          <w:sz w:val="17"/>
-        </w:rPr>
-        <w:br/>
-        <w:t xml:space="preserve">                found = true;</w:t>
-      </w:r>
-      <w:r>
-        <w:rPr>
-          <w:rFonts w:ascii="Consolas" w:hAnsi="Consolas"/>
-          <w:sz w:val="17"/>
-        </w:rPr>
-        <w:br/>
-        <w:t xml:space="preserve">            }</w:t>
-      </w:r>
-      <w:r>
-        <w:rPr>
-          <w:rFonts w:ascii="Consolas" w:hAnsi="Consolas"/>
-          <w:sz w:val="17"/>
-        </w:rPr>
-        <w:br/>
-        <w:t xml:space="preserve">        }</w:t>
-      </w:r>
-      <w:r>
-        <w:rPr>
-          <w:rFonts w:ascii="Consolas" w:hAnsi="Consolas"/>
-          <w:sz w:val="17"/>
-        </w:rPr>
-        <w:br/>
-        <w:t xml:space="preserve">        if (!found) cout &lt;&lt; "None";</w:t>
-      </w:r>
-      <w:r>
-        <w:rPr>
-          <w:rFonts w:ascii="Consolas" w:hAnsi="Consolas"/>
-          <w:sz w:val="17"/>
-        </w:rPr>
-        <w:br/>
-        <w:t xml:space="preserve">        cout &lt;&lt; '\n';</w:t>
-      </w:r>
-      <w:r>
-        <w:rPr>
-          <w:rFonts w:ascii="Consolas" w:hAnsi="Consolas"/>
-          <w:sz w:val="17"/>
-        </w:rPr>
-        <w:br/>
-        <w:t xml:space="preserve">    }</w:t>
-      </w:r>
-      <w:r>
-        <w:rPr>
-          <w:rFonts w:ascii="Consolas" w:hAnsi="Consolas"/>
-          <w:sz w:val="17"/>
-        </w:rPr>
-        <w:br/>
-        <w:t>};</w:t>
-      </w:r>
-      <w:r>
-        <w:rPr>
-          <w:rFonts w:ascii="Consolas" w:hAnsi="Consolas"/>
-          <w:sz w:val="17"/>
-        </w:rPr>
-        <w:br/>
-      </w:r>
-      <w:r>
-        <w:rPr>
-          <w:rFonts w:ascii="Consolas" w:hAnsi="Consolas"/>
-          <w:sz w:val="17"/>
-        </w:rPr>
-        <w:br/>
-        <w:t>int main() {</w:t>
-      </w:r>
-      <w:r>
-        <w:rPr>
-          <w:rFonts w:ascii="Consolas" w:hAnsi="Consolas"/>
-          <w:sz w:val="17"/>
-        </w:rPr>
-        <w:br/>
-        <w:t xml:space="preserve">    int n, m;</w:t>
-      </w:r>
-      <w:r>
-        <w:rPr>
-          <w:rFonts w:ascii="Consolas" w:hAnsi="Consolas"/>
-          <w:sz w:val="17"/>
-        </w:rPr>
-        <w:br/>
-        <w:t xml:space="preserve">    cout &lt;&lt; "Enter number of buildings: ";</w:t>
-      </w:r>
-      <w:r>
-        <w:rPr>
-          <w:rFonts w:ascii="Consolas" w:hAnsi="Consolas"/>
-          <w:sz w:val="17"/>
-        </w:rPr>
-        <w:br/>
-        <w:t xml:space="preserve">    cin &gt;&gt; n;</w:t>
-      </w:r>
-      <w:r>
-        <w:rPr>
-          <w:rFonts w:ascii="Consolas" w:hAnsi="Consolas"/>
-          <w:sz w:val="17"/>
-        </w:rPr>
-        <w:br/>
-      </w:r>
-      <w:r>
-        <w:rPr>
-          <w:rFonts w:ascii="Consolas" w:hAnsi="Consolas"/>
-          <w:sz w:val="17"/>
-        </w:rPr>
-        <w:br/>
-        <w:t xml:space="preserve">    if (n &lt;= 0) {</w:t>
-      </w:r>
-      <w:r>
-        <w:rPr>
-          <w:rFonts w:ascii="Consolas" w:hAnsi="Consolas"/>
-          <w:sz w:val="17"/>
-        </w:rPr>
-        <w:br/>
-        <w:t xml:space="preserve">        cout &lt;&lt; "Invalid number of buildings.\n";</w:t>
-      </w:r>
-      <w:r>
-        <w:rPr>
-          <w:rFonts w:ascii="Consolas" w:hAnsi="Consolas"/>
-          <w:sz w:val="17"/>
-        </w:rPr>
-        <w:br/>
-        <w:t xml:space="preserve">        return 0;</w:t>
-      </w:r>
-      <w:r>
-        <w:rPr>
-          <w:rFonts w:ascii="Consolas" w:hAnsi="Consolas"/>
-          <w:sz w:val="17"/>
-        </w:rPr>
-        <w:br/>
-        <w:t xml:space="preserve">    }</w:t>
-      </w:r>
-      <w:r>
-        <w:rPr>
-          <w:rFonts w:ascii="Consolas" w:hAnsi="Consolas"/>
-          <w:sz w:val="17"/>
-        </w:rPr>
-        <w:br/>
-      </w:r>
-      <w:r>
-        <w:rPr>
-          <w:rFonts w:ascii="Consolas" w:hAnsi="Consolas"/>
-          <w:sz w:val="17"/>
-        </w:rPr>
-        <w:br/>
-        <w:t xml:space="preserve">    CampusGraph campus(n);</w:t>
-      </w:r>
-      <w:r>
-        <w:rPr>
-          <w:rFonts w:ascii="Consolas" w:hAnsi="Consolas"/>
-          <w:sz w:val="17"/>
-        </w:rPr>
-        <w:br/>
-        <w:t xml:space="preserve">    campus.setBuildings();</w:t>
-      </w:r>
-      <w:r>
-        <w:rPr>
-          <w:rFonts w:ascii="Consolas" w:hAnsi="Consolas"/>
-          <w:sz w:val="17"/>
-        </w:rPr>
-        <w:br/>
-      </w:r>
-      <w:r>
-        <w:rPr>
-          <w:rFonts w:ascii="Consolas" w:hAnsi="Consolas"/>
-          <w:sz w:val="17"/>
-        </w:rPr>
-        <w:br/>
-      </w:r>
-      <w:r>
-        <w:rPr>
-          <w:rFonts w:ascii="Consolas" w:hAnsi="Consolas"/>
-          <w:sz w:val="17"/>
-        </w:rPr>
-        <w:t xml:space="preserve">    cout &lt;&lt; "Enter number of pathways: ";</w:t>
-      </w:r>
-      <w:r>
-        <w:rPr>
-          <w:rFonts w:ascii="Consolas" w:hAnsi="Consolas"/>
-          <w:sz w:val="17"/>
-        </w:rPr>
-        <w:br/>
-        <w:t xml:space="preserve">    cin &gt;&gt; m;</w:t>
-      </w:r>
-      <w:r>
-        <w:rPr>
-          <w:rFonts w:ascii="Consolas" w:hAnsi="Consolas"/>
-          <w:sz w:val="17"/>
-        </w:rPr>
-        <w:br/>
-        <w:t xml:space="preserve">    if (m &lt; 0) {</w:t>
-      </w:r>
-      <w:r>
-        <w:rPr>
-          <w:rFonts w:ascii="Consolas" w:hAnsi="Consolas"/>
-          <w:sz w:val="17"/>
-        </w:rPr>
-        <w:br/>
-        <w:t xml:space="preserve">        cout &lt;&lt; "Invalid number of pathways.\n";</w:t>
-      </w:r>
-      <w:r>
-        <w:rPr>
-          <w:rFonts w:ascii="Consolas" w:hAnsi="Consolas"/>
-          <w:sz w:val="17"/>
-        </w:rPr>
-        <w:br/>
-        <w:t xml:space="preserve">        return 0;</w:t>
-      </w:r>
-      <w:r>
-        <w:rPr>
-          <w:rFonts w:ascii="Consolas" w:hAnsi="Consolas"/>
-          <w:sz w:val="17"/>
-        </w:rPr>
-        <w:br/>
-        <w:t xml:space="preserve">    }</w:t>
-      </w:r>
-      <w:r>
-        <w:rPr>
-          <w:rFonts w:ascii="Consolas" w:hAnsi="Consolas"/>
-          <w:sz w:val="17"/>
-        </w:rPr>
-        <w:br/>
-      </w:r>
-      <w:r>
-        <w:rPr>
-          <w:rFonts w:ascii="Consolas" w:hAnsi="Consolas"/>
-          <w:sz w:val="17"/>
-        </w:rPr>
-        <w:br/>
-        <w:t xml:space="preserve">    cout &lt;&lt; "Enter pathway connections (building indices):\n";</w:t>
-      </w:r>
-      <w:r>
-        <w:rPr>
-          <w:rFonts w:ascii="Consolas" w:hAnsi="Consolas"/>
-          <w:sz w:val="17"/>
-        </w:rPr>
-        <w:br/>
-        <w:t xml:space="preserve">    for (int i = 0; i &lt; m; i++) {</w:t>
-      </w:r>
-      <w:r>
-        <w:rPr>
-          <w:rFonts w:ascii="Consolas" w:hAnsi="Consolas"/>
-          <w:sz w:val="17"/>
-        </w:rPr>
-        <w:br/>
-        <w:t xml:space="preserve">        int u, v;</w:t>
-      </w:r>
-      <w:r>
-        <w:rPr>
-          <w:rFonts w:ascii="Consolas" w:hAnsi="Consolas"/>
-          <w:sz w:val="17"/>
-        </w:rPr>
-        <w:br/>
-        <w:t xml:space="preserve">        cin &gt;&gt; u &gt;&gt; v;</w:t>
-      </w:r>
-      <w:r>
-        <w:rPr>
-          <w:rFonts w:ascii="Consolas" w:hAnsi="Consolas"/>
-          <w:sz w:val="17"/>
-        </w:rPr>
-        <w:br/>
-        <w:t xml:space="preserve">        if (u &lt; 0 || u &gt;= n || v &lt; 0 || v &gt;= n) {</w:t>
-      </w:r>
-      <w:r>
-        <w:rPr>
-          <w:rFonts w:ascii="Consolas" w:hAnsi="Consolas"/>
-          <w:sz w:val="17"/>
-        </w:rPr>
-        <w:br/>
-        <w:t xml:space="preserve">            cout &lt;&lt; "Invalid building index.\n";</w:t>
-      </w:r>
-      <w:r>
-        <w:rPr>
-          <w:rFonts w:ascii="Consolas" w:hAnsi="Consolas"/>
-          <w:sz w:val="17"/>
-        </w:rPr>
-        <w:br/>
-        <w:t xml:space="preserve">            return 0;</w:t>
-      </w:r>
-      <w:r>
-        <w:rPr>
-          <w:rFonts w:ascii="Consolas" w:hAnsi="Consolas"/>
-          <w:sz w:val="17"/>
-        </w:rPr>
-        <w:br/>
-        <w:t xml:space="preserve">        }</w:t>
-      </w:r>
-      <w:r>
-        <w:rPr>
-          <w:rFonts w:ascii="Consolas" w:hAnsi="Consolas"/>
-          <w:sz w:val="17"/>
-        </w:rPr>
-        <w:br/>
-        <w:t xml:space="preserve">        campus.addPath(u, v);</w:t>
-      </w:r>
-      <w:r>
-        <w:rPr>
-          <w:rFonts w:ascii="Consolas" w:hAnsi="Consolas"/>
-          <w:sz w:val="17"/>
-        </w:rPr>
-        <w:br/>
-        <w:t xml:space="preserve">    }</w:t>
-      </w:r>
-      <w:r>
-        <w:rPr>
-          <w:rFonts w:ascii="Consolas" w:hAnsi="Consolas"/>
-          <w:sz w:val="17"/>
-        </w:rPr>
-        <w:br/>
-      </w:r>
-      <w:r>
-        <w:rPr>
-          <w:rFonts w:ascii="Consolas" w:hAnsi="Consolas"/>
-          <w:sz w:val="17"/>
-        </w:rPr>
-        <w:br/>
-        <w:t xml:space="preserve">    int start;</w:t>
-      </w:r>
-      <w:r>
-        <w:rPr>
-          <w:rFonts w:ascii="Consolas" w:hAnsi="Consolas"/>
-          <w:sz w:val="17"/>
-        </w:rPr>
-        <w:br/>
-      </w:r>
-      <w:r>
-        <w:rPr>
-          <w:rFonts w:ascii="Consolas" w:hAnsi="Consolas"/>
-          <w:sz w:val="17"/>
-        </w:rPr>
-        <w:t xml:space="preserve">    cout &lt;&lt; "Enter starting building index: ";</w:t>
-      </w:r>
-      <w:r>
-        <w:rPr>
-          <w:rFonts w:ascii="Consolas" w:hAnsi="Consolas"/>
-          <w:sz w:val="17"/>
-        </w:rPr>
-        <w:br/>
-        <w:t xml:space="preserve">    cin &gt;&gt; start;</w:t>
-      </w:r>
-      <w:r>
-        <w:rPr>
-          <w:rFonts w:ascii="Consolas" w:hAnsi="Consolas"/>
-          <w:sz w:val="17"/>
-        </w:rPr>
-        <w:br/>
-        <w:t xml:space="preserve">    if (start &lt; 0 || start &gt;= n) {</w:t>
-      </w:r>
-      <w:r>
-        <w:rPr>
-          <w:rFonts w:ascii="Consolas" w:hAnsi="Consolas"/>
-          <w:sz w:val="17"/>
-        </w:rPr>
-        <w:br/>
-        <w:t xml:space="preserve">        cout &lt;&lt; "Invalid starting building index.\n";</w:t>
-      </w:r>
-      <w:r>
-        <w:rPr>
-          <w:rFonts w:ascii="Consolas" w:hAnsi="Consolas"/>
-          <w:sz w:val="17"/>
-        </w:rPr>
-        <w:br/>
-        <w:t xml:space="preserve">        return 0;</w:t>
-      </w:r>
-      <w:r>
-        <w:rPr>
-          <w:rFonts w:ascii="Consolas" w:hAnsi="Consolas"/>
-          <w:sz w:val="17"/>
-        </w:rPr>
-        <w:br/>
-        <w:t xml:space="preserve">    }</w:t>
-      </w:r>
-      <w:r>
-        <w:rPr>
-          <w:rFonts w:ascii="Consolas" w:hAnsi="Consolas"/>
-          <w:sz w:val="17"/>
-        </w:rPr>
-        <w:br/>
-      </w:r>
-      <w:r>
-        <w:rPr>
-          <w:rFonts w:ascii="Consolas" w:hAnsi="Consolas"/>
-          <w:sz w:val="17"/>
-        </w:rPr>
-        <w:br/>
-        <w:t xml:space="preserve">    campus.BFS(start);</w:t>
-      </w:r>
-      <w:r>
-        <w:rPr>
-          <w:rFonts w:ascii="Consolas" w:hAnsi="Consolas"/>
-          <w:sz w:val="17"/>
-        </w:rPr>
-        <w:br/>
-        <w:t xml:space="preserve">    campus.DFS(start);</w:t>
-      </w:r>
-      <w:r>
-        <w:rPr>
-          <w:rFonts w:ascii="Consolas" w:hAnsi="Consolas"/>
-          <w:sz w:val="17"/>
-        </w:rPr>
-        <w:br/>
-        <w:t xml:space="preserve">    cout &lt;&lt; "Buildings reachable from the starting building: "</w:t>
-      </w:r>
-      <w:r>
-        <w:rPr>
-          <w:rFonts w:ascii="Consolas" w:hAnsi="Consolas"/>
-          <w:sz w:val="17"/>
-        </w:rPr>
-        <w:br/>
-        <w:t xml:space="preserve">         &lt;&lt; campus.countReached(start) &lt;&lt; '\n';</w:t>
-      </w:r>
-      <w:r>
-        <w:rPr>
-          <w:rFonts w:ascii="Consolas" w:hAnsi="Consolas"/>
-          <w:sz w:val="17"/>
-        </w:rPr>
-        <w:br/>
-        <w:t xml:space="preserve">    campus.findIsolated();</w:t>
-      </w:r>
-      <w:r>
-        <w:rPr>
-          <w:rFonts w:ascii="Consolas" w:hAnsi="Consolas"/>
-          <w:sz w:val="17"/>
-        </w:rPr>
-        <w:br/>
-      </w:r>
-      <w:r>
-        <w:rPr>
-          <w:rFonts w:ascii="Consolas" w:hAnsi="Consolas"/>
-          <w:sz w:val="17"/>
-        </w:rPr>
-        <w:lastRenderedPageBreak/>
-        <w:br/>
-        <w:t xml:space="preserve">    return 0;</w:t>
-      </w:r>
-      <w:r>
-        <w:rPr>
-          <w:rFonts w:ascii="Consolas" w:hAnsi="Consolas"/>
-          <w:sz w:val="17"/>
-        </w:rPr>
-        <w:br/>
-        <w:t>}</w:t>
+        <w:t>7</w:t>
+      </w:r>
+      <w:r>
+        <w:t xml:space="preserve">. </w:t>
+      </w:r>
+      <w:r>
+        <w:t>Output</w:t>
       </w:r>
     </w:p>
     <w:p>
@@ -1758,119 +1839,11 @@
         <w:pStyle w:val="Heading1"/>
       </w:pPr>
       <w:r>
-        <w:t>6. Sample Input</w:t>
-      </w:r>
-    </w:p>
-    <w:p>
-      <w:r>
-        <w:rPr>
-          <w:rFonts w:ascii="Consolas" w:hAnsi="Consolas"/>
-          <w:sz w:val="20"/>
-        </w:rPr>
-        <w:t>5</w:t>
-      </w:r>
-      <w:r>
-        <w:rPr>
-          <w:rFonts w:ascii="Consolas" w:hAnsi="Consolas"/>
-          <w:sz w:val="20"/>
-        </w:rPr>
-        <w:br/>
-        <w:t>Library</w:t>
-      </w:r>
-      <w:r>
-        <w:rPr>
-          <w:rFonts w:ascii="Consolas" w:hAnsi="Consolas"/>
-          <w:sz w:val="20"/>
-        </w:rPr>
-        <w:br/>
-        <w:t>Canteen</w:t>
-      </w:r>
-      <w:r>
-        <w:rPr>
-          <w:rFonts w:ascii="Consolas" w:hAnsi="Consolas"/>
-          <w:sz w:val="20"/>
-        </w:rPr>
-        <w:br/>
-        <w:t>Hostel</w:t>
-      </w:r>
-      <w:r>
-        <w:rPr>
-          <w:rFonts w:ascii="Consolas" w:hAnsi="Consolas"/>
-          <w:sz w:val="20"/>
-        </w:rPr>
-        <w:br/>
-        <w:t>Lab</w:t>
-      </w:r>
-      <w:r>
-        <w:rPr>
-          <w:rFonts w:ascii="Consolas" w:hAnsi="Consolas"/>
-          <w:sz w:val="20"/>
-        </w:rPr>
-        <w:br/>
-        <w:t>Auditorium</w:t>
-      </w:r>
-      <w:r>
-        <w:rPr>
-          <w:rFonts w:ascii="Consolas" w:hAnsi="Consolas"/>
-          <w:sz w:val="20"/>
-        </w:rPr>
-        <w:br/>
-        <w:t>3</w:t>
-      </w:r>
-      <w:r>
-        <w:rPr>
-          <w:rFonts w:ascii="Consolas" w:hAnsi="Consolas"/>
-          <w:sz w:val="20"/>
-        </w:rPr>
-        <w:br/>
-        <w:t>0 1</w:t>
-      </w:r>
-      <w:r>
-        <w:rPr>
-          <w:rFonts w:ascii="Consolas" w:hAnsi="Consolas"/>
-          <w:sz w:val="20"/>
-        </w:rPr>
-        <w:br/>
-        <w:t>1 2</w:t>
-      </w:r>
-      <w:r>
-        <w:rPr>
-          <w:rFonts w:ascii="Consolas" w:hAnsi="Consolas"/>
-          <w:sz w:val="20"/>
-        </w:rPr>
-        <w:br/>
-        <w:t>2 3</w:t>
-      </w:r>
-      <w:r>
-        <w:rPr>
-          <w:rFonts w:ascii="Consolas" w:hAnsi="Consolas"/>
-          <w:sz w:val="20"/>
-        </w:rPr>
-        <w:br/>
-        <w:t>0</w:t>
-      </w:r>
-    </w:p>
-    <w:p>
-      <w:pPr>
-        <w:pStyle w:val="Heading1"/>
-      </w:pPr>
-      <w:r>
-        <w:t xml:space="preserve">7. </w:t>
-      </w:r>
-      <w:r>
-        <w:t>Output</w:t>
-      </w:r>
-    </w:p>
-    <w:p>
-      <w:pPr>
-        <w:pStyle w:val="Heading1"/>
-      </w:pPr>
-      <w:r>
         <w:rPr>
           <w:noProof/>
         </w:rPr>
         <w:drawing>
-          <wp:inline distT="0" distB="0" distL="0" distR="0" wp14:anchorId="2CAC88E1" wp14:editId="5DFF4267">
+          <wp:inline distT="0" distB="0" distL="0" distR="0" wp14:anchorId="2CAC88E1" wp14:editId="7D6E1137">
             <wp:extent cx="6309360" cy="3549015"/>
             <wp:effectExtent l="0" t="0" r="0" b="0"/>
             <wp:docPr id="1870729027" name="Picture 2"/>
@@ -1885,7 +1858,7 @@
                     <pic:cNvPicPr/>
                   </pic:nvPicPr>
                   <pic:blipFill>
-                    <a:blip r:embed="rId8"/>
+                    <a:blip r:embed="rId9"/>
                     <a:stretch>
                       <a:fillRect/>
                     </a:stretch>
@@ -1910,33 +1883,64 @@
       <w:pPr>
         <w:pStyle w:val="Heading1"/>
       </w:pPr>
-      <w:r>
-        <w:t>8. Explanation of Output</w:t>
-      </w:r>
-    </w:p>
-    <w:p>
-      <w:r>
-        <w:t>Starting from Library (index 0), BFS visits the directly connected Canteen, then Hostel, and then Lab. DFS produces the same order for this particular graph because the connections form a simple chain and the adjacency lists are inserted in that order. Four buildings are reachable from Library. Auditorium has no pathway, so it is identified as isolated.</w:t>
-      </w:r>
     </w:p>
     <w:p>
       <w:pPr>
         <w:pStyle w:val="Heading1"/>
       </w:pPr>
-      <w:r>
-        <w:lastRenderedPageBreak/>
-        <w:t>9. Flowchart</w:t>
-      </w:r>
     </w:p>
     <w:p>
+      <w:pPr>
+        <w:pStyle w:val="Heading1"/>
+      </w:pPr>
+    </w:p>
+    <w:p>
+      <w:pPr>
+        <w:pStyle w:val="Heading1"/>
+      </w:pPr>
+    </w:p>
+    <w:p>
+      <w:pPr>
+        <w:pStyle w:val="Heading1"/>
+      </w:pPr>
+    </w:p>
+    <w:p>
+      <w:pPr>
+        <w:pStyle w:val="Heading1"/>
+      </w:pPr>
+    </w:p>
+    <w:p>
+      <w:pPr>
+        <w:pStyle w:val="Heading1"/>
+      </w:pPr>
+    </w:p>
+    <w:p>
+      <w:pPr>
+        <w:pStyle w:val="Heading1"/>
+      </w:pPr>
+    </w:p>
+    <w:p>
+      <w:pPr>
+        <w:pStyle w:val="Heading1"/>
+      </w:pPr>
+      <w:r>
+        <w:lastRenderedPageBreak/>
+        <w:t>8</w:t>
+      </w:r>
+      <w:r>
+        <w:t>. Flowchart</w:t>
+      </w:r>
+    </w:p>
+    <w:p/>
+    <w:p>
       <w:r>
         <w:rPr>
           <w:noProof/>
         </w:rPr>
         <w:drawing>
-          <wp:inline distT="0" distB="0" distL="0" distR="0" wp14:anchorId="4ACDF717" wp14:editId="7EA81B87">
-            <wp:extent cx="6309360" cy="6623050"/>
-            <wp:effectExtent l="0" t="0" r="0" b="6350"/>
+          <wp:inline distT="0" distB="0" distL="0" distR="0" wp14:anchorId="4ACDF717" wp14:editId="2A5D03DC">
+            <wp:extent cx="5786705" cy="6074410"/>
+            <wp:effectExtent l="0" t="0" r="5080" b="2540"/>
             <wp:docPr id="1700244709" name="Picture 1"/>
             <wp:cNvGraphicFramePr>
               <a:graphicFrameLocks xmlns:a="http://schemas.openxmlformats.org/drawingml/2006/main" noChangeAspect="1"/>
@@ -1951,7 +1955,7 @@
                     </pic:cNvPicPr>
                   </pic:nvPicPr>
                   <pic:blipFill>
-                    <a:blip r:embed="rId9">
+                    <a:blip r:embed="rId8">
                       <a:extLst>
                         <a:ext uri="{28A0092B-C50C-407E-A947-70E740481C1C}">
                           <a14:useLocalDpi xmlns:a14="http://schemas.microsoft.com/office/drawing/2010/main" val="0"/>
@@ -1966,7 +1970,7 @@
                   <pic:spPr bwMode="auto">
                     <a:xfrm>
                       <a:off x="0" y="0"/>
-                      <a:ext cx="6309360" cy="6623050"/>
+                      <a:ext cx="5793630" cy="6081679"/>
                     </a:xfrm>
                     <a:prstGeom prst="rect">
                       <a:avLst/>
@@ -1987,73 +1991,14 @@
       </w:r>
     </w:p>
     <w:p>
-      <w:r>
-        <w:t>For a handwritten or drawn flowchart, use ovals for Start/End, parallelograms for input/output, rectangles for processing, diamonds for decisions, and arrows to show control flow.</w:t>
-      </w:r>
-    </w:p>
-    <w:p>
       <w:pPr>
         <w:pStyle w:val="Heading1"/>
       </w:pPr>
       <w:r>
-        <w:t>10. Time and Space Complexity</w:t>
-      </w:r>
-    </w:p>
-    <w:p>
-      <w:r>
-        <w:t xml:space="preserve">Let V be the number of buildings and E be the number of pathways. With an adjacency list, BFS takes O(V + E) time and DFS takes O(V + E) time in the worst case. Counting reachable buildings using </w:t>
-      </w:r>
-      <w:r>
-        <w:lastRenderedPageBreak/>
-        <w:t>BFS also takes O(V + E) time. Identifying isolated buildings takes O(V) time. The graph representation requires O(V + E) space.</w:t>
-      </w:r>
-    </w:p>
-    <w:p>
-      <w:pPr>
-        <w:pStyle w:val="Heading1"/>
-      </w:pPr>
-      <w:r>
-        <w:t>11. Applications</w:t>
-      </w:r>
-    </w:p>
-    <w:p>
-      <w:pPr>
-        <w:pStyle w:val="ListBullet"/>
-      </w:pPr>
-      <w:r>
-        <w:t>Checking which campus buildings can be reached from a selected building.</w:t>
-      </w:r>
-    </w:p>
-    <w:p>
-      <w:pPr>
-        <w:pStyle w:val="ListBullet"/>
-      </w:pPr>
-      <w:r>
-        <w:t>Planning campus walking routes and connectivity.</w:t>
-      </w:r>
-    </w:p>
-    <w:p>
-      <w:pPr>
-        <w:pStyle w:val="ListBullet"/>
-      </w:pPr>
-      <w:r>
-        <w:t>Detecting buildings that have no recorded pathway connections.</w:t>
-      </w:r>
-    </w:p>
-    <w:p>
-      <w:pPr>
-        <w:pStyle w:val="ListBullet"/>
-      </w:pPr>
-      <w:r>
-        <w:t>Understanding network connectivity in maps, computer networks, and transportation systems.</w:t>
-      </w:r>
-    </w:p>
-    <w:p>
-      <w:pPr>
-        <w:pStyle w:val="Heading1"/>
-      </w:pPr>
-      <w:r>
-        <w:t>12. Conclusion</w:t>
+        <w:t>9</w:t>
+      </w:r>
+      <w:r>
+        <w:t>. Conclusion</w:t>
       </w:r>
     </w:p>
     <w:p>
